--- a/docs/report/02_Phu_luc_URD_SRS_HLD.docx
+++ b/docs/report/02_Phu_luc_URD_SRS_HLD.docx
@@ -3032,6 +3032,20 @@
           <w:sz w:val="17"/>
           <w:szCs w:val="17"/>
         </w:rPr>
+        <w:t xml:space="preserve">→ NCC xem lời mời, xác nhận tham gia hoặc từ chối (có lý do)      [thông báo Buyer]</w:t>
+      </w:r>
+    </w:p>
+    <w:p>
+      <w:pPr>
+        <w:shd w:fill="F3F6FB" w:color="auto" w:val="clear"/>
+        <w:spacing w:before="0" w:after="0" w:line="240"/>
+      </w:pPr>
+      <w:r>
+        <w:rPr>
+          <w:rFonts w:ascii="Consolas" w:cs="Consolas" w:eastAsia="Consolas" w:hAnsi="Consolas"/>
+          <w:sz w:val="17"/>
+          <w:szCs w:val="17"/>
+        </w:rPr>
         <w:t xml:space="preserve">→ NCC gửi/sửa báo giá trước hạn, ký số báo giá bằng OTP           [thông báo Buyer]</w:t>
       </w:r>
     </w:p>
@@ -7938,7 +7952,33 @@
         <w:rPr>
           <w:rFonts w:ascii="Times New Roman" w:cs="Times New Roman" w:eastAsia="Times New Roman" w:hAnsi="Times New Roman"/>
         </w:rPr>
-        <w:t xml:space="preserve">13. Kịch bản demo (8–12 phút)</w:t>
+        <w:t xml:space="preserve">13. Kịch bản demo (10–12 phút)</w:t>
+      </w:r>
+    </w:p>
+    <w:p>
+      <w:pPr>
+        <w:spacing w:after="120"/>
+        <w:jc w:val="both"/>
+      </w:pPr>
+      <w:r>
+        <w:rPr>
+          <w:rFonts w:ascii="Times New Roman" w:cs="Times New Roman" w:eastAsia="Times New Roman" w:hAnsi="Times New Roman"/>
+        </w:rPr>
+        <w:t xml:space="preserve">Một công ty mua (VNPT Media) và hai nhà cung cấp (TechVision, Digital Supply). Mỗi vai trò mở ở một cửa sổ trình duyệt riêng (hoặc cửa sổ ẩn danh) vì các tab cùng trình duyệt dùng chung phiên đăng nhập. Kịch bản chi tiết từng thao tác nằm trong tài liệu </w:t>
+      </w:r>
+      <w:r>
+        <w:rPr>
+          <w:rFonts w:ascii="Consolas" w:cs="Consolas" w:eastAsia="Consolas" w:hAnsi="Consolas"/>
+          <w:sz w:val="22"/>
+          <w:szCs w:val="22"/>
+        </w:rPr>
+        <w:t xml:space="preserve">Kich_ban_demo.md</w:t>
+      </w:r>
+      <w:r>
+        <w:rPr>
+          <w:rFonts w:ascii="Times New Roman" w:cs="Times New Roman" w:eastAsia="Times New Roman" w:hAnsi="Times New Roman"/>
+        </w:rPr>
+        <w:t xml:space="preserve">.</w:t>
       </w:r>
     </w:p>
     <w:p>
@@ -7955,7 +7995,7 @@
         <w:rPr>
           <w:rFonts w:ascii="Times New Roman" w:cs="Times New Roman" w:eastAsia="Times New Roman" w:hAnsi="Times New Roman"/>
         </w:rPr>
-        <w:t xml:space="preserve">Phút 0–2: vấn đề, vai trò, sơ đồ Buyer/Supplier/Finance.</w:t>
+        <w:t xml:space="preserve">Buyer tạo PR "Thiết bị phòng họp tầng 5" (Màn hình 27 inch ×10, Cáp HDMI 3m ×20, ngân sách 70 triệu) và gửi duyệt; Manager nhận thông báo, duyệt PR.</w:t>
       </w:r>
     </w:p>
     <w:p>
@@ -7972,7 +8012,7 @@
         <w:rPr>
           <w:rFonts w:ascii="Times New Roman" w:cs="Times New Roman" w:eastAsia="Times New Roman" w:hAnsi="Times New Roman"/>
         </w:rPr>
-        <w:t xml:space="preserve">Phút 2–4: Buyer tạo PR (Màn hình ×10, Cáp HDMI ×20, Android Box ×5, ngân sách ước tính), Manager duyệt, Buyer tạo RFQ mời TechVision và Digital Supply.</w:t>
+        <w:t xml:space="preserve">Buyer tạo RFQ từ PR, mời TechVision và Digital Supply, publish.</w:t>
       </w:r>
     </w:p>
     <w:p>
@@ -7989,7 +8029,7 @@
         <w:rPr>
           <w:rFonts w:ascii="Times New Roman" w:cs="Times New Roman" w:eastAsia="Times New Roman" w:hAnsi="Times New Roman"/>
         </w:rPr>
-        <w:t xml:space="preserve">Phút 4–6: mở trình duyệt thứ hai đăng nhập Supplier, chuông thông báo hiện lời mời không cần refresh; hai NCC gửi báo giá (TechVision rẻ hơn giao lâu hơn, Digital Supply đắt hơn giao nhanh hơn, khác số ngày công nợ); TechVision ký số báo giá bằng OTP.</w:t>
+        <w:t xml:space="preserve">Hai NCC thấy chuông thông báo không cần tải lại trang, mở lời mời, bấm "Xác nhận tham gia"; Buyer thấy trạng thái lời mời chuyển "Đã xác nhận".</w:t>
       </w:r>
     </w:p>
     <w:p>
@@ -8006,7 +8046,7 @@
         <w:rPr>
           <w:rFonts w:ascii="Times New Roman" w:cs="Times New Roman" w:eastAsia="Times New Roman" w:hAnsi="Times New Roman"/>
         </w:rPr>
-        <w:t xml:space="preserve">Phút 6–8: Buyer nhận thông báo, đóng RFQ, chỉnh trọng số, xem bảng điểm và cột chữ ký số, đề xuất NCC; Manager duyệt; Buyer sinh và phát hành PO. (Tùy chọn: sửa trộm giá trong DB để thấy chữ ký chuyển "không hợp lệ".)</w:t>
+        <w:t xml:space="preserve">Hai NCC gửi báo giá (TechVision rẻ hơn, giao 12 ngày, Net 30; Digital Supply đắt hơn, giao 4 ngày, Net 45); TechVision ký số báo giá bằng OTP.</w:t>
       </w:r>
     </w:p>
     <w:p>
@@ -8023,7 +8063,7 @@
         <w:rPr>
           <w:rFonts w:ascii="Times New Roman" w:cs="Times New Roman" w:eastAsia="Times New Roman" w:hAnsi="Times New Roman"/>
         </w:rPr>
-        <w:t xml:space="preserve">Phút 8–10: Supplier xác nhận PO; Buyer ghi nhận giao hàng; Supplier lập hóa đơn Net 30 có VAT 10%, vài giây sau có mã cơ quan thuế và mở trang tra cứu; Finance thanh toán 30% qua trang cổng thanh toán rồi phần còn lại.</w:t>
+        <w:t xml:space="preserve">Buyer đóng RFQ, xem bảng điểm và cột chữ ký số, đề xuất TechVision kèm lý do; Manager nhận thông báo và duyệt lựa chọn. (Tùy chọn: sửa trộm giá trong DB để thấy chữ ký chuyển "không hợp lệ".)</w:t>
       </w:r>
     </w:p>
     <w:p>
@@ -8040,7 +8080,41 @@
         <w:rPr>
           <w:rFonts w:ascii="Times New Roman" w:cs="Times New Roman" w:eastAsia="Times New Roman" w:hAnsi="Times New Roman"/>
         </w:rPr>
-        <w:t xml:space="preserve">Phút 10–12: Buyer đánh giá NCC; xem dashboard KPI, audit timeline; thử truy cập trái quyền (tenant khác) bị chặn.</w:t>
+        <w:t xml:space="preserve">Buyer sinh và phát hành PO; TechVision xác nhận PO; Buyer ghi nhận nhận đủ hàng và hoàn tất PO.</w:t>
+      </w:r>
+    </w:p>
+    <w:p>
+      <w:pPr>
+        <w:pStyle w:val="ListParagraph"/>
+        <w:numPr>
+          <w:ilvl w:val="0"/>
+          <w:numId w:val="4"/>
+        </w:numPr>
+        <w:spacing w:after="80"/>
+        <w:jc w:val="both"/>
+      </w:pPr>
+      <w:r>
+        <w:rPr>
+          <w:rFonts w:ascii="Times New Roman" w:cs="Times New Roman" w:eastAsia="Times New Roman" w:hAnsi="Times New Roman"/>
+        </w:rPr>
+        <w:t xml:space="preserve">TechVision lập hóa đơn (VAT 10%), vài giây sau hóa đơn điện tử có mã cơ quan thuế giả lập; Finance nhận thông báo, thanh toán 30% qua cổng giả lập rồi phần còn lại; TechVision nhận thông báo đã thanh toán.</w:t>
+      </w:r>
+    </w:p>
+    <w:p>
+      <w:pPr>
+        <w:pStyle w:val="ListParagraph"/>
+        <w:numPr>
+          <w:ilvl w:val="0"/>
+          <w:numId w:val="4"/>
+        </w:numPr>
+        <w:spacing w:after="80"/>
+        <w:jc w:val="both"/>
+      </w:pPr>
+      <w:r>
+        <w:rPr>
+          <w:rFonts w:ascii="Times New Roman" w:cs="Times New Roman" w:eastAsia="Times New Roman" w:hAnsi="Times New Roman"/>
+        </w:rPr>
+        <w:t xml:space="preserve">Manager xem dashboard KPI; thử truy cập trái quyền (công ty khác) bị chặn.</w:t>
       </w:r>
     </w:p>
     <w:p>
@@ -12635,9 +12709,9 @@
         </w:tblBorders>
       </w:tblPr>
       <w:tblGrid>
-        <w:gridCol w:w="1566"/>
-        <w:gridCol w:w="6416"/>
-        <w:gridCol w:w="1044"/>
+        <w:gridCol w:w="1534"/>
+        <w:gridCol w:w="6469"/>
+        <w:gridCol w:w="1023"/>
       </w:tblGrid>
       <w:tr>
         <w:trPr>
@@ -12646,7 +12720,7 @@
         </w:trPr>
         <w:tc>
           <w:tcPr>
-            <w:tcW w:type="dxa" w:w="1566"/>
+            <w:tcW w:type="dxa" w:w="1534"/>
             <w:tcBorders>
               <w:top w:val="single" w:color="8FA3C7" w:sz="4"/>
               <w:left w:val="single" w:color="8FA3C7" w:sz="4"/>
@@ -12679,7 +12753,7 @@
         </w:tc>
         <w:tc>
           <w:tcPr>
-            <w:tcW w:type="dxa" w:w="6416"/>
+            <w:tcW w:type="dxa" w:w="6469"/>
             <w:tcBorders>
               <w:top w:val="single" w:color="8FA3C7" w:sz="4"/>
               <w:left w:val="single" w:color="8FA3C7" w:sz="4"/>
@@ -12712,7 +12786,7 @@
         </w:tc>
         <w:tc>
           <w:tcPr>
-            <w:tcW w:type="dxa" w:w="1044"/>
+            <w:tcW w:type="dxa" w:w="1023"/>
             <w:tcBorders>
               <w:top w:val="single" w:color="8FA3C7" w:sz="4"/>
               <w:left w:val="single" w:color="8FA3C7" w:sz="4"/>
@@ -12751,7 +12825,7 @@
         </w:trPr>
         <w:tc>
           <w:tcPr>
-            <w:tcW w:type="dxa" w:w="1566"/>
+            <w:tcW w:type="dxa" w:w="1534"/>
             <w:tcBorders>
               <w:top w:val="single" w:color="8FA3C7" w:sz="4"/>
               <w:left w:val="single" w:color="8FA3C7" w:sz="4"/>
@@ -12781,7 +12855,7 @@
         </w:tc>
         <w:tc>
           <w:tcPr>
-            <w:tcW w:type="dxa" w:w="6416"/>
+            <w:tcW w:type="dxa" w:w="6469"/>
             <w:tcBorders>
               <w:top w:val="single" w:color="8FA3C7" w:sz="4"/>
               <w:left w:val="single" w:color="8FA3C7" w:sz="4"/>
@@ -12891,7 +12965,7 @@
         </w:tc>
         <w:tc>
           <w:tcPr>
-            <w:tcW w:type="dxa" w:w="1044"/>
+            <w:tcW w:type="dxa" w:w="1023"/>
             <w:tcBorders>
               <w:top w:val="single" w:color="8FA3C7" w:sz="4"/>
               <w:left w:val="single" w:color="8FA3C7" w:sz="4"/>
@@ -12927,7 +13001,7 @@
         </w:trPr>
         <w:tc>
           <w:tcPr>
-            <w:tcW w:type="dxa" w:w="1566"/>
+            <w:tcW w:type="dxa" w:w="1534"/>
             <w:tcBorders>
               <w:top w:val="single" w:color="8FA3C7" w:sz="4"/>
               <w:left w:val="single" w:color="8FA3C7" w:sz="4"/>
@@ -12957,7 +13031,7 @@
         </w:tc>
         <w:tc>
           <w:tcPr>
-            <w:tcW w:type="dxa" w:w="6416"/>
+            <w:tcW w:type="dxa" w:w="6469"/>
             <w:tcBorders>
               <w:top w:val="single" w:color="8FA3C7" w:sz="4"/>
               <w:left w:val="single" w:color="8FA3C7" w:sz="4"/>
@@ -13035,7 +13109,7 @@
         </w:tc>
         <w:tc>
           <w:tcPr>
-            <w:tcW w:type="dxa" w:w="1044"/>
+            <w:tcW w:type="dxa" w:w="1023"/>
             <w:tcBorders>
               <w:top w:val="single" w:color="8FA3C7" w:sz="4"/>
               <w:left w:val="single" w:color="8FA3C7" w:sz="4"/>
@@ -13071,7 +13145,7 @@
         </w:trPr>
         <w:tc>
           <w:tcPr>
-            <w:tcW w:type="dxa" w:w="1566"/>
+            <w:tcW w:type="dxa" w:w="1534"/>
             <w:tcBorders>
               <w:top w:val="single" w:color="8FA3C7" w:sz="4"/>
               <w:left w:val="single" w:color="8FA3C7" w:sz="4"/>
@@ -13101,7 +13175,7 @@
         </w:tc>
         <w:tc>
           <w:tcPr>
-            <w:tcW w:type="dxa" w:w="6416"/>
+            <w:tcW w:type="dxa" w:w="6469"/>
             <w:tcBorders>
               <w:top w:val="single" w:color="8FA3C7" w:sz="4"/>
               <w:left w:val="single" w:color="8FA3C7" w:sz="4"/>
@@ -13147,7 +13221,7 @@
         </w:tc>
         <w:tc>
           <w:tcPr>
-            <w:tcW w:type="dxa" w:w="1044"/>
+            <w:tcW w:type="dxa" w:w="1023"/>
             <w:tcBorders>
               <w:top w:val="single" w:color="8FA3C7" w:sz="4"/>
               <w:left w:val="single" w:color="8FA3C7" w:sz="4"/>
@@ -13183,61 +13257,61 @@
         </w:trPr>
         <w:tc>
           <w:tcPr>
-            <w:tcW w:type="dxa" w:w="1566"/>
-            <w:tcBorders>
-              <w:top w:val="single" w:color="8FA3C7" w:sz="4"/>
-              <w:left w:val="single" w:color="8FA3C7" w:sz="4"/>
-              <w:bottom w:val="single" w:color="8FA3C7" w:sz="4"/>
-              <w:right w:val="single" w:color="8FA3C7" w:sz="4"/>
-            </w:tcBorders>
-            <w:tcMar>
-              <w:top w:type="dxa" w:w="60"/>
-              <w:left w:type="dxa" w:w="90"/>
-              <w:bottom w:type="dxa" w:w="60"/>
-              <w:right w:type="dxa" w:w="90"/>
-            </w:tcMar>
-          </w:tcPr>
-          <w:p>
-            <w:pPr>
-              <w:spacing w:before="0" w:after="0" w:line="264"/>
-            </w:pPr>
-            <w:r>
-              <w:rPr>
-                <w:rFonts w:ascii="Times New Roman" w:cs="Times New Roman" w:eastAsia="Times New Roman" w:hAnsi="Times New Roman"/>
-                <w:sz w:val="21"/>
-                <w:szCs w:val="21"/>
-              </w:rPr>
-              <w:t xml:space="preserve">FR-QUO-08</w:t>
-            </w:r>
-          </w:p>
-        </w:tc>
-        <w:tc>
-          <w:tcPr>
-            <w:tcW w:type="dxa" w:w="6416"/>
-            <w:tcBorders>
-              <w:top w:val="single" w:color="8FA3C7" w:sz="4"/>
-              <w:left w:val="single" w:color="8FA3C7" w:sz="4"/>
-              <w:bottom w:val="single" w:color="8FA3C7" w:sz="4"/>
-              <w:right w:val="single" w:color="8FA3C7" w:sz="4"/>
-            </w:tcBorders>
-            <w:tcMar>
-              <w:top w:type="dxa" w:w="60"/>
-              <w:left w:type="dxa" w:w="90"/>
-              <w:bottom w:type="dxa" w:w="60"/>
-              <w:right w:type="dxa" w:w="90"/>
-            </w:tcMar>
-          </w:tcPr>
-          <w:p>
-            <w:pPr>
-              <w:spacing w:before="0" w:after="0" w:line="264"/>
-            </w:pPr>
-            <w:r>
-              <w:rPr>
-                <w:rFonts w:ascii="Times New Roman" w:cs="Times New Roman" w:eastAsia="Times New Roman" w:hAnsi="Times New Roman"/>
-                <w:sz w:val="21"/>
-                <w:szCs w:val="21"/>
-              </w:rPr>
-              <w:t xml:space="preserve">Quotation có </w:t>
+            <w:tcW w:type="dxa" w:w="1534"/>
+            <w:tcBorders>
+              <w:top w:val="single" w:color="8FA3C7" w:sz="4"/>
+              <w:left w:val="single" w:color="8FA3C7" w:sz="4"/>
+              <w:bottom w:val="single" w:color="8FA3C7" w:sz="4"/>
+              <w:right w:val="single" w:color="8FA3C7" w:sz="4"/>
+            </w:tcBorders>
+            <w:tcMar>
+              <w:top w:type="dxa" w:w="60"/>
+              <w:left w:type="dxa" w:w="90"/>
+              <w:bottom w:type="dxa" w:w="60"/>
+              <w:right w:type="dxa" w:w="90"/>
+            </w:tcMar>
+          </w:tcPr>
+          <w:p>
+            <w:pPr>
+              <w:spacing w:before="0" w:after="0" w:line="264"/>
+            </w:pPr>
+            <w:r>
+              <w:rPr>
+                <w:rFonts w:ascii="Times New Roman" w:cs="Times New Roman" w:eastAsia="Times New Roman" w:hAnsi="Times New Roman"/>
+                <w:sz w:val="21"/>
+                <w:szCs w:val="21"/>
+              </w:rPr>
+              <w:t xml:space="preserve">FR-RFQ-10</w:t>
+            </w:r>
+          </w:p>
+        </w:tc>
+        <w:tc>
+          <w:tcPr>
+            <w:tcW w:type="dxa" w:w="6469"/>
+            <w:tcBorders>
+              <w:top w:val="single" w:color="8FA3C7" w:sz="4"/>
+              <w:left w:val="single" w:color="8FA3C7" w:sz="4"/>
+              <w:bottom w:val="single" w:color="8FA3C7" w:sz="4"/>
+              <w:right w:val="single" w:color="8FA3C7" w:sz="4"/>
+            </w:tcBorders>
+            <w:tcMar>
+              <w:top w:type="dxa" w:w="60"/>
+              <w:left w:type="dxa" w:w="90"/>
+              <w:bottom w:type="dxa" w:w="60"/>
+              <w:right w:type="dxa" w:w="90"/>
+            </w:tcMar>
+          </w:tcPr>
+          <w:p>
+            <w:pPr>
+              <w:spacing w:before="0" w:after="0" w:line="264"/>
+            </w:pPr>
+            <w:r>
+              <w:rPr>
+                <w:rFonts w:ascii="Times New Roman" w:cs="Times New Roman" w:eastAsia="Times New Roman" w:hAnsi="Times New Roman"/>
+                <w:sz w:val="21"/>
+                <w:szCs w:val="21"/>
+              </w:rPr>
+              <w:t xml:space="preserve">NCC được mời xác nhận tham gia (</w:t>
             </w:r>
             <w:r>
               <w:rPr>
@@ -13245,45 +13319,109 @@
                 <w:sz w:val="19"/>
                 <w:szCs w:val="19"/>
               </w:rPr>
-              <w:t xml:space="preserve">payment_term_days</w:t>
-            </w:r>
-            <w:r>
-              <w:rPr>
-                <w:rFonts w:ascii="Times New Roman" w:cs="Times New Roman" w:eastAsia="Times New Roman" w:hAnsi="Times New Roman"/>
-                <w:sz w:val="21"/>
-                <w:szCs w:val="21"/>
-              </w:rPr>
-              <w:t xml:space="preserve"> (số ngày công nợ đề nghị, số nguyên ≥ 0, tùy chọn).</w:t>
-            </w:r>
-          </w:p>
-        </w:tc>
-        <w:tc>
-          <w:tcPr>
-            <w:tcW w:type="dxa" w:w="1044"/>
-            <w:tcBorders>
-              <w:top w:val="single" w:color="8FA3C7" w:sz="4"/>
-              <w:left w:val="single" w:color="8FA3C7" w:sz="4"/>
-              <w:bottom w:val="single" w:color="8FA3C7" w:sz="4"/>
-              <w:right w:val="single" w:color="8FA3C7" w:sz="4"/>
-            </w:tcBorders>
-            <w:tcMar>
-              <w:top w:type="dxa" w:w="60"/>
-              <w:left w:type="dxa" w:w="90"/>
-              <w:bottom w:type="dxa" w:w="60"/>
-              <w:right w:type="dxa" w:w="90"/>
-            </w:tcMar>
-          </w:tcPr>
-          <w:p>
-            <w:pPr>
-              <w:spacing w:before="0" w:after="0" w:line="264"/>
-            </w:pPr>
-            <w:r>
-              <w:rPr>
-                <w:rFonts w:ascii="Times New Roman" w:cs="Times New Roman" w:eastAsia="Times New Roman" w:hAnsi="Times New Roman"/>
-                <w:sz w:val="21"/>
-                <w:szCs w:val="21"/>
-              </w:rPr>
-              <w:t xml:space="preserve">P0</w:t>
+              <w:t xml:space="preserve">POST /rfqs/{id}/accept-invitation</w:t>
+            </w:r>
+            <w:r>
+              <w:rPr>
+                <w:rFonts w:ascii="Times New Roman" w:cs="Times New Roman" w:eastAsia="Times New Roman" w:hAnsi="Times New Roman"/>
+                <w:sz w:val="21"/>
+                <w:szCs w:val="21"/>
+              </w:rPr>
+              <w:t xml:space="preserve">) hoặc từ chối kèm lý do bắt buộc (</w:t>
+            </w:r>
+            <w:r>
+              <w:rPr>
+                <w:rFonts w:ascii="Consolas" w:cs="Consolas" w:eastAsia="Consolas" w:hAnsi="Consolas"/>
+                <w:sz w:val="19"/>
+                <w:szCs w:val="19"/>
+              </w:rPr>
+              <w:t xml:space="preserve">POST /rfqs/{id}/decline-invitation</w:t>
+            </w:r>
+            <w:r>
+              <w:rPr>
+                <w:rFonts w:ascii="Times New Roman" w:cs="Times New Roman" w:eastAsia="Times New Roman" w:hAnsi="Times New Roman"/>
+                <w:sz w:val="21"/>
+                <w:szCs w:val="21"/>
+              </w:rPr>
+              <w:t xml:space="preserve">) khi RFQ đang </w:t>
+            </w:r>
+            <w:r>
+              <w:rPr>
+                <w:rFonts w:ascii="Consolas" w:cs="Consolas" w:eastAsia="Consolas" w:hAnsi="Consolas"/>
+                <w:sz w:val="19"/>
+                <w:szCs w:val="19"/>
+              </w:rPr>
+              <w:t xml:space="preserve">OPEN</w:t>
+            </w:r>
+            <w:r>
+              <w:rPr>
+                <w:rFonts w:ascii="Times New Roman" w:cs="Times New Roman" w:eastAsia="Times New Roman" w:hAnsi="Times New Roman"/>
+                <w:sz w:val="21"/>
+                <w:szCs w:val="21"/>
+              </w:rPr>
+              <w:t xml:space="preserve">; trả lời lần hai trả 409. Mở chi tiết RFQ lần đầu chuyển lời mời sang </w:t>
+            </w:r>
+            <w:r>
+              <w:rPr>
+                <w:rFonts w:ascii="Consolas" w:cs="Consolas" w:eastAsia="Consolas" w:hAnsi="Consolas"/>
+                <w:sz w:val="19"/>
+                <w:szCs w:val="19"/>
+              </w:rPr>
+              <w:t xml:space="preserve">VIEWED</w:t>
+            </w:r>
+            <w:r>
+              <w:rPr>
+                <w:rFonts w:ascii="Times New Roman" w:cs="Times New Roman" w:eastAsia="Times New Roman" w:hAnsi="Times New Roman"/>
+                <w:sz w:val="21"/>
+                <w:szCs w:val="21"/>
+              </w:rPr>
+              <w:t xml:space="preserve">; gửi báo giá tự chuyển sang </w:t>
+            </w:r>
+            <w:r>
+              <w:rPr>
+                <w:rFonts w:ascii="Consolas" w:cs="Consolas" w:eastAsia="Consolas" w:hAnsi="Consolas"/>
+                <w:sz w:val="19"/>
+                <w:szCs w:val="19"/>
+              </w:rPr>
+              <w:t xml:space="preserve">ACCEPTED</w:t>
+            </w:r>
+            <w:r>
+              <w:rPr>
+                <w:rFonts w:ascii="Times New Roman" w:cs="Times New Roman" w:eastAsia="Times New Roman" w:hAnsi="Times New Roman"/>
+                <w:sz w:val="21"/>
+                <w:szCs w:val="21"/>
+              </w:rPr>
+              <w:t xml:space="preserve">.</w:t>
+            </w:r>
+          </w:p>
+        </w:tc>
+        <w:tc>
+          <w:tcPr>
+            <w:tcW w:type="dxa" w:w="1023"/>
+            <w:tcBorders>
+              <w:top w:val="single" w:color="8FA3C7" w:sz="4"/>
+              <w:left w:val="single" w:color="8FA3C7" w:sz="4"/>
+              <w:bottom w:val="single" w:color="8FA3C7" w:sz="4"/>
+              <w:right w:val="single" w:color="8FA3C7" w:sz="4"/>
+            </w:tcBorders>
+            <w:tcMar>
+              <w:top w:type="dxa" w:w="60"/>
+              <w:left w:type="dxa" w:w="90"/>
+              <w:bottom w:type="dxa" w:w="60"/>
+              <w:right w:type="dxa" w:w="90"/>
+            </w:tcMar>
+          </w:tcPr>
+          <w:p>
+            <w:pPr>
+              <w:spacing w:before="0" w:after="0" w:line="264"/>
+            </w:pPr>
+            <w:r>
+              <w:rPr>
+                <w:rFonts w:ascii="Times New Roman" w:cs="Times New Roman" w:eastAsia="Times New Roman" w:hAnsi="Times New Roman"/>
+                <w:sz w:val="21"/>
+                <w:szCs w:val="21"/>
+              </w:rPr>
+              <w:t xml:space="preserve">P1</w:t>
             </w:r>
           </w:p>
         </w:tc>
@@ -13295,91 +13433,83 @@
         </w:trPr>
         <w:tc>
           <w:tcPr>
-            <w:tcW w:type="dxa" w:w="1566"/>
-            <w:tcBorders>
-              <w:top w:val="single" w:color="8FA3C7" w:sz="4"/>
-              <w:left w:val="single" w:color="8FA3C7" w:sz="4"/>
-              <w:bottom w:val="single" w:color="8FA3C7" w:sz="4"/>
-              <w:right w:val="single" w:color="8FA3C7" w:sz="4"/>
-            </w:tcBorders>
-            <w:tcMar>
-              <w:top w:type="dxa" w:w="60"/>
-              <w:left w:type="dxa" w:w="90"/>
-              <w:bottom w:type="dxa" w:w="60"/>
-              <w:right w:type="dxa" w:w="90"/>
-            </w:tcMar>
-          </w:tcPr>
-          <w:p>
-            <w:pPr>
-              <w:spacing w:before="0" w:after="0" w:line="264"/>
-            </w:pPr>
-            <w:r>
-              <w:rPr>
-                <w:rFonts w:ascii="Times New Roman" w:cs="Times New Roman" w:eastAsia="Times New Roman" w:hAnsi="Times New Roman"/>
-                <w:sz w:val="21"/>
-                <w:szCs w:val="21"/>
-              </w:rPr>
-              <w:t xml:space="preserve">FR-CMP-05</w:t>
-            </w:r>
-          </w:p>
-        </w:tc>
-        <w:tc>
-          <w:tcPr>
-            <w:tcW w:type="dxa" w:w="6416"/>
-            <w:tcBorders>
-              <w:top w:val="single" w:color="8FA3C7" w:sz="4"/>
-              <w:left w:val="single" w:color="8FA3C7" w:sz="4"/>
-              <w:bottom w:val="single" w:color="8FA3C7" w:sz="4"/>
-              <w:right w:val="single" w:color="8FA3C7" w:sz="4"/>
-            </w:tcBorders>
-            <w:tcMar>
-              <w:top w:type="dxa" w:w="60"/>
-              <w:left w:type="dxa" w:w="90"/>
-              <w:bottom w:type="dxa" w:w="60"/>
-              <w:right w:type="dxa" w:w="90"/>
-            </w:tcMar>
-          </w:tcPr>
-          <w:p>
-            <w:pPr>
-              <w:spacing w:before="0" w:after="0" w:line="264"/>
-            </w:pPr>
+            <w:tcW w:type="dxa" w:w="1534"/>
+            <w:tcBorders>
+              <w:top w:val="single" w:color="8FA3C7" w:sz="4"/>
+              <w:left w:val="single" w:color="8FA3C7" w:sz="4"/>
+              <w:bottom w:val="single" w:color="8FA3C7" w:sz="4"/>
+              <w:right w:val="single" w:color="8FA3C7" w:sz="4"/>
+            </w:tcBorders>
+            <w:tcMar>
+              <w:top w:type="dxa" w:w="60"/>
+              <w:left w:type="dxa" w:w="90"/>
+              <w:bottom w:type="dxa" w:w="60"/>
+              <w:right w:type="dxa" w:w="90"/>
+            </w:tcMar>
+          </w:tcPr>
+          <w:p>
+            <w:pPr>
+              <w:spacing w:before="0" w:after="0" w:line="264"/>
+            </w:pPr>
+            <w:r>
+              <w:rPr>
+                <w:rFonts w:ascii="Times New Roman" w:cs="Times New Roman" w:eastAsia="Times New Roman" w:hAnsi="Times New Roman"/>
+                <w:sz w:val="21"/>
+                <w:szCs w:val="21"/>
+              </w:rPr>
+              <w:t xml:space="preserve">FR-QUO-08</w:t>
+            </w:r>
+          </w:p>
+        </w:tc>
+        <w:tc>
+          <w:tcPr>
+            <w:tcW w:type="dxa" w:w="6469"/>
+            <w:tcBorders>
+              <w:top w:val="single" w:color="8FA3C7" w:sz="4"/>
+              <w:left w:val="single" w:color="8FA3C7" w:sz="4"/>
+              <w:bottom w:val="single" w:color="8FA3C7" w:sz="4"/>
+              <w:right w:val="single" w:color="8FA3C7" w:sz="4"/>
+            </w:tcBorders>
+            <w:tcMar>
+              <w:top w:type="dxa" w:w="60"/>
+              <w:left w:type="dxa" w:w="90"/>
+              <w:bottom w:type="dxa" w:w="60"/>
+              <w:right w:type="dxa" w:w="90"/>
+            </w:tcMar>
+          </w:tcPr>
+          <w:p>
+            <w:pPr>
+              <w:spacing w:before="0" w:after="0" w:line="264"/>
+            </w:pPr>
+            <w:r>
+              <w:rPr>
+                <w:rFonts w:ascii="Times New Roman" w:cs="Times New Roman" w:eastAsia="Times New Roman" w:hAnsi="Times New Roman"/>
+                <w:sz w:val="21"/>
+                <w:szCs w:val="21"/>
+              </w:rPr>
+              <w:t xml:space="preserve">Quotation có </w:t>
+            </w:r>
             <w:r>
               <w:rPr>
                 <w:rFonts w:ascii="Consolas" w:cs="Consolas" w:eastAsia="Consolas" w:hAnsi="Consolas"/>
                 <w:sz w:val="19"/>
                 <w:szCs w:val="19"/>
               </w:rPr>
-              <w:t xml:space="preserve">GET /rfqs/{id}/comparison</w:t>
-            </w:r>
-            <w:r>
-              <w:rPr>
-                <w:rFonts w:ascii="Times New Roman" w:cs="Times New Roman" w:eastAsia="Times New Roman" w:hAnsi="Times New Roman"/>
-                <w:sz w:val="21"/>
-                <w:szCs w:val="21"/>
-              </w:rPr>
-              <w:t xml:space="preserve"> trả thêm khối </w:t>
-            </w:r>
-            <w:r>
-              <w:rPr>
-                <w:rFonts w:ascii="Consolas" w:cs="Consolas" w:eastAsia="Consolas" w:hAnsi="Consolas"/>
-                <w:sz w:val="19"/>
-                <w:szCs w:val="19"/>
-              </w:rPr>
-              <w:t xml:space="preserve">scoring</w:t>
-            </w:r>
-            <w:r>
-              <w:rPr>
-                <w:rFonts w:ascii="Times New Roman" w:cs="Times New Roman" w:eastAsia="Times New Roman" w:hAnsi="Times New Roman"/>
-                <w:sz w:val="21"/>
-                <w:szCs w:val="21"/>
-              </w:rPr>
-              <w:t xml:space="preserve">: trọng số, công thức, điểm thành phần và tổng điểm từng báo giá, xếp hạng.</w:t>
-            </w:r>
-          </w:p>
-        </w:tc>
-        <w:tc>
-          <w:tcPr>
-            <w:tcW w:type="dxa" w:w="1044"/>
+              <w:t xml:space="preserve">payment_term_days</w:t>
+            </w:r>
+            <w:r>
+              <w:rPr>
+                <w:rFonts w:ascii="Times New Roman" w:cs="Times New Roman" w:eastAsia="Times New Roman" w:hAnsi="Times New Roman"/>
+                <w:sz w:val="21"/>
+                <w:szCs w:val="21"/>
+              </w:rPr>
+              <w:t xml:space="preserve"> (số ngày công nợ đề nghị, số nguyên ≥ 0, tùy chọn).</w:t>
+            </w:r>
+          </w:p>
+        </w:tc>
+        <w:tc>
+          <w:tcPr>
+            <w:tcW w:type="dxa" w:w="1023"/>
             <w:tcBorders>
               <w:top w:val="single" w:color="8FA3C7" w:sz="4"/>
               <w:left w:val="single" w:color="8FA3C7" w:sz="4"/>
@@ -13415,68 +13545,188 @@
         </w:trPr>
         <w:tc>
           <w:tcPr>
-            <w:tcW w:type="dxa" w:w="1566"/>
-            <w:tcBorders>
-              <w:top w:val="single" w:color="8FA3C7" w:sz="4"/>
-              <w:left w:val="single" w:color="8FA3C7" w:sz="4"/>
-              <w:bottom w:val="single" w:color="8FA3C7" w:sz="4"/>
-              <w:right w:val="single" w:color="8FA3C7" w:sz="4"/>
-            </w:tcBorders>
-            <w:tcMar>
-              <w:top w:type="dxa" w:w="60"/>
-              <w:left w:type="dxa" w:w="90"/>
-              <w:bottom w:type="dxa" w:w="60"/>
-              <w:right w:type="dxa" w:w="90"/>
-            </w:tcMar>
-          </w:tcPr>
-          <w:p>
-            <w:pPr>
-              <w:spacing w:before="0" w:after="0" w:line="264"/>
-            </w:pPr>
-            <w:r>
-              <w:rPr>
-                <w:rFonts w:ascii="Times New Roman" w:cs="Times New Roman" w:eastAsia="Times New Roman" w:hAnsi="Times New Roman"/>
-                <w:sz w:val="21"/>
-                <w:szCs w:val="21"/>
-              </w:rPr>
-              <w:t xml:space="preserve">FR-CMP-06</w:t>
-            </w:r>
-          </w:p>
-        </w:tc>
-        <w:tc>
-          <w:tcPr>
-            <w:tcW w:type="dxa" w:w="6416"/>
-            <w:tcBorders>
-              <w:top w:val="single" w:color="8FA3C7" w:sz="4"/>
-              <w:left w:val="single" w:color="8FA3C7" w:sz="4"/>
-              <w:bottom w:val="single" w:color="8FA3C7" w:sz="4"/>
-              <w:right w:val="single" w:color="8FA3C7" w:sz="4"/>
-            </w:tcBorders>
-            <w:tcMar>
-              <w:top w:type="dxa" w:w="60"/>
-              <w:left w:type="dxa" w:w="90"/>
-              <w:bottom w:type="dxa" w:w="60"/>
-              <w:right w:type="dxa" w:w="90"/>
-            </w:tcMar>
-          </w:tcPr>
-          <w:p>
-            <w:pPr>
-              <w:spacing w:before="0" w:after="0" w:line="264"/>
-            </w:pPr>
-            <w:r>
-              <w:rPr>
-                <w:rFonts w:ascii="Times New Roman" w:cs="Times New Roman" w:eastAsia="Times New Roman" w:hAnsi="Times New Roman"/>
-                <w:sz w:val="21"/>
-                <w:szCs w:val="21"/>
-              </w:rPr>
-              <w:t xml:space="preserve">Khi đề xuất NCC, hệ thống lưu </w:t>
-            </w:r>
+            <w:tcW w:type="dxa" w:w="1534"/>
+            <w:tcBorders>
+              <w:top w:val="single" w:color="8FA3C7" w:sz="4"/>
+              <w:left w:val="single" w:color="8FA3C7" w:sz="4"/>
+              <w:bottom w:val="single" w:color="8FA3C7" w:sz="4"/>
+              <w:right w:val="single" w:color="8FA3C7" w:sz="4"/>
+            </w:tcBorders>
+            <w:tcMar>
+              <w:top w:type="dxa" w:w="60"/>
+              <w:left w:type="dxa" w:w="90"/>
+              <w:bottom w:type="dxa" w:w="60"/>
+              <w:right w:type="dxa" w:w="90"/>
+            </w:tcMar>
+          </w:tcPr>
+          <w:p>
+            <w:pPr>
+              <w:spacing w:before="0" w:after="0" w:line="264"/>
+            </w:pPr>
+            <w:r>
+              <w:rPr>
+                <w:rFonts w:ascii="Times New Roman" w:cs="Times New Roman" w:eastAsia="Times New Roman" w:hAnsi="Times New Roman"/>
+                <w:sz w:val="21"/>
+                <w:szCs w:val="21"/>
+              </w:rPr>
+              <w:t xml:space="preserve">FR-CMP-05</w:t>
+            </w:r>
+          </w:p>
+        </w:tc>
+        <w:tc>
+          <w:tcPr>
+            <w:tcW w:type="dxa" w:w="6469"/>
+            <w:tcBorders>
+              <w:top w:val="single" w:color="8FA3C7" w:sz="4"/>
+              <w:left w:val="single" w:color="8FA3C7" w:sz="4"/>
+              <w:bottom w:val="single" w:color="8FA3C7" w:sz="4"/>
+              <w:right w:val="single" w:color="8FA3C7" w:sz="4"/>
+            </w:tcBorders>
+            <w:tcMar>
+              <w:top w:type="dxa" w:w="60"/>
+              <w:left w:type="dxa" w:w="90"/>
+              <w:bottom w:type="dxa" w:w="60"/>
+              <w:right w:type="dxa" w:w="90"/>
+            </w:tcMar>
+          </w:tcPr>
+          <w:p>
+            <w:pPr>
+              <w:spacing w:before="0" w:after="0" w:line="264"/>
+            </w:pPr>
             <w:r>
               <w:rPr>
                 <w:rFonts w:ascii="Consolas" w:cs="Consolas" w:eastAsia="Consolas" w:hAnsi="Consolas"/>
                 <w:sz w:val="19"/>
                 <w:szCs w:val="19"/>
               </w:rPr>
+              <w:t xml:space="preserve">GET /rfqs/{id}/comparison</w:t>
+            </w:r>
+            <w:r>
+              <w:rPr>
+                <w:rFonts w:ascii="Times New Roman" w:cs="Times New Roman" w:eastAsia="Times New Roman" w:hAnsi="Times New Roman"/>
+                <w:sz w:val="21"/>
+                <w:szCs w:val="21"/>
+              </w:rPr>
+              <w:t xml:space="preserve"> trả thêm khối </w:t>
+            </w:r>
+            <w:r>
+              <w:rPr>
+                <w:rFonts w:ascii="Consolas" w:cs="Consolas" w:eastAsia="Consolas" w:hAnsi="Consolas"/>
+                <w:sz w:val="19"/>
+                <w:szCs w:val="19"/>
+              </w:rPr>
+              <w:t xml:space="preserve">scoring</w:t>
+            </w:r>
+            <w:r>
+              <w:rPr>
+                <w:rFonts w:ascii="Times New Roman" w:cs="Times New Roman" w:eastAsia="Times New Roman" w:hAnsi="Times New Roman"/>
+                <w:sz w:val="21"/>
+                <w:szCs w:val="21"/>
+              </w:rPr>
+              <w:t xml:space="preserve">: trọng số, công thức, điểm thành phần và tổng điểm từng báo giá, xếp hạng.</w:t>
+            </w:r>
+          </w:p>
+        </w:tc>
+        <w:tc>
+          <w:tcPr>
+            <w:tcW w:type="dxa" w:w="1023"/>
+            <w:tcBorders>
+              <w:top w:val="single" w:color="8FA3C7" w:sz="4"/>
+              <w:left w:val="single" w:color="8FA3C7" w:sz="4"/>
+              <w:bottom w:val="single" w:color="8FA3C7" w:sz="4"/>
+              <w:right w:val="single" w:color="8FA3C7" w:sz="4"/>
+            </w:tcBorders>
+            <w:tcMar>
+              <w:top w:type="dxa" w:w="60"/>
+              <w:left w:type="dxa" w:w="90"/>
+              <w:bottom w:type="dxa" w:w="60"/>
+              <w:right w:type="dxa" w:w="90"/>
+            </w:tcMar>
+          </w:tcPr>
+          <w:p>
+            <w:pPr>
+              <w:spacing w:before="0" w:after="0" w:line="264"/>
+            </w:pPr>
+            <w:r>
+              <w:rPr>
+                <w:rFonts w:ascii="Times New Roman" w:cs="Times New Roman" w:eastAsia="Times New Roman" w:hAnsi="Times New Roman"/>
+                <w:sz w:val="21"/>
+                <w:szCs w:val="21"/>
+              </w:rPr>
+              <w:t xml:space="preserve">P0</w:t>
+            </w:r>
+          </w:p>
+        </w:tc>
+      </w:tr>
+      <w:tr>
+        <w:trPr>
+          <w:cantSplit/>
+          <w:tblHeader w:val="false"/>
+        </w:trPr>
+        <w:tc>
+          <w:tcPr>
+            <w:tcW w:type="dxa" w:w="1534"/>
+            <w:tcBorders>
+              <w:top w:val="single" w:color="8FA3C7" w:sz="4"/>
+              <w:left w:val="single" w:color="8FA3C7" w:sz="4"/>
+              <w:bottom w:val="single" w:color="8FA3C7" w:sz="4"/>
+              <w:right w:val="single" w:color="8FA3C7" w:sz="4"/>
+            </w:tcBorders>
+            <w:tcMar>
+              <w:top w:type="dxa" w:w="60"/>
+              <w:left w:type="dxa" w:w="90"/>
+              <w:bottom w:type="dxa" w:w="60"/>
+              <w:right w:type="dxa" w:w="90"/>
+            </w:tcMar>
+          </w:tcPr>
+          <w:p>
+            <w:pPr>
+              <w:spacing w:before="0" w:after="0" w:line="264"/>
+            </w:pPr>
+            <w:r>
+              <w:rPr>
+                <w:rFonts w:ascii="Times New Roman" w:cs="Times New Roman" w:eastAsia="Times New Roman" w:hAnsi="Times New Roman"/>
+                <w:sz w:val="21"/>
+                <w:szCs w:val="21"/>
+              </w:rPr>
+              <w:t xml:space="preserve">FR-CMP-06</w:t>
+            </w:r>
+          </w:p>
+        </w:tc>
+        <w:tc>
+          <w:tcPr>
+            <w:tcW w:type="dxa" w:w="6469"/>
+            <w:tcBorders>
+              <w:top w:val="single" w:color="8FA3C7" w:sz="4"/>
+              <w:left w:val="single" w:color="8FA3C7" w:sz="4"/>
+              <w:bottom w:val="single" w:color="8FA3C7" w:sz="4"/>
+              <w:right w:val="single" w:color="8FA3C7" w:sz="4"/>
+            </w:tcBorders>
+            <w:tcMar>
+              <w:top w:type="dxa" w:w="60"/>
+              <w:left w:type="dxa" w:w="90"/>
+              <w:bottom w:type="dxa" w:w="60"/>
+              <w:right w:type="dxa" w:w="90"/>
+            </w:tcMar>
+          </w:tcPr>
+          <w:p>
+            <w:pPr>
+              <w:spacing w:before="0" w:after="0" w:line="264"/>
+            </w:pPr>
+            <w:r>
+              <w:rPr>
+                <w:rFonts w:ascii="Times New Roman" w:cs="Times New Roman" w:eastAsia="Times New Roman" w:hAnsi="Times New Roman"/>
+                <w:sz w:val="21"/>
+                <w:szCs w:val="21"/>
+              </w:rPr>
+              <w:t xml:space="preserve">Khi đề xuất NCC, hệ thống lưu </w:t>
+            </w:r>
+            <w:r>
+              <w:rPr>
+                <w:rFonts w:ascii="Consolas" w:cs="Consolas" w:eastAsia="Consolas" w:hAnsi="Consolas"/>
+                <w:sz w:val="19"/>
+                <w:szCs w:val="19"/>
+              </w:rPr>
               <w:t xml:space="preserve">score_snapshot</w:t>
             </w:r>
             <w:r>
@@ -13491,7 +13741,7 @@
         </w:tc>
         <w:tc>
           <w:tcPr>
-            <w:tcW w:type="dxa" w:w="1044"/>
+            <w:tcW w:type="dxa" w:w="1023"/>
             <w:tcBorders>
               <w:top w:val="single" w:color="8FA3C7" w:sz="4"/>
               <w:left w:val="single" w:color="8FA3C7" w:sz="4"/>
@@ -14290,8 +14540,8 @@
         </w:tblBorders>
       </w:tblPr>
       <w:tblGrid>
-        <w:gridCol w:w="4189"/>
-        <w:gridCol w:w="4837"/>
+        <w:gridCol w:w="4241"/>
+        <w:gridCol w:w="4785"/>
       </w:tblGrid>
       <w:tr>
         <w:trPr>
@@ -14300,7 +14550,7 @@
         </w:trPr>
         <w:tc>
           <w:tcPr>
-            <w:tcW w:type="dxa" w:w="4189"/>
+            <w:tcW w:type="dxa" w:w="4241"/>
             <w:tcBorders>
               <w:top w:val="single" w:color="8FA3C7" w:sz="4"/>
               <w:left w:val="single" w:color="8FA3C7" w:sz="4"/>
@@ -14333,7 +14583,7 @@
         </w:tc>
         <w:tc>
           <w:tcPr>
-            <w:tcW w:type="dxa" w:w="4837"/>
+            <w:tcW w:type="dxa" w:w="4785"/>
             <w:tcBorders>
               <w:top w:val="single" w:color="8FA3C7" w:sz="4"/>
               <w:left w:val="single" w:color="8FA3C7" w:sz="4"/>
@@ -14372,7 +14622,7 @@
         </w:trPr>
         <w:tc>
           <w:tcPr>
-            <w:tcW w:type="dxa" w:w="4189"/>
+            <w:tcW w:type="dxa" w:w="4241"/>
             <w:tcBorders>
               <w:top w:val="single" w:color="8FA3C7" w:sz="4"/>
               <w:left w:val="single" w:color="8FA3C7" w:sz="4"/>
@@ -14402,7 +14652,7 @@
         </w:tc>
         <w:tc>
           <w:tcPr>
-            <w:tcW w:type="dxa" w:w="4837"/>
+            <w:tcW w:type="dxa" w:w="4785"/>
             <w:tcBorders>
               <w:top w:val="single" w:color="8FA3C7" w:sz="4"/>
               <w:left w:val="single" w:color="8FA3C7" w:sz="4"/>
@@ -14438,7 +14688,7 @@
         </w:trPr>
         <w:tc>
           <w:tcPr>
-            <w:tcW w:type="dxa" w:w="4189"/>
+            <w:tcW w:type="dxa" w:w="4241"/>
             <w:tcBorders>
               <w:top w:val="single" w:color="8FA3C7" w:sz="4"/>
               <w:left w:val="single" w:color="8FA3C7" w:sz="4"/>
@@ -14484,7 +14734,7 @@
         </w:tc>
         <w:tc>
           <w:tcPr>
-            <w:tcW w:type="dxa" w:w="4837"/>
+            <w:tcW w:type="dxa" w:w="4785"/>
             <w:tcBorders>
               <w:top w:val="single" w:color="8FA3C7" w:sz="4"/>
               <w:left w:val="single" w:color="8FA3C7" w:sz="4"/>
@@ -14520,7 +14770,7 @@
         </w:trPr>
         <w:tc>
           <w:tcPr>
-            <w:tcW w:type="dxa" w:w="4189"/>
+            <w:tcW w:type="dxa" w:w="4241"/>
             <w:tcBorders>
               <w:top w:val="single" w:color="8FA3C7" w:sz="4"/>
               <w:left w:val="single" w:color="8FA3C7" w:sz="4"/>
@@ -14550,7 +14800,7 @@
         </w:tc>
         <w:tc>
           <w:tcPr>
-            <w:tcW w:type="dxa" w:w="4837"/>
+            <w:tcW w:type="dxa" w:w="4785"/>
             <w:tcBorders>
               <w:top w:val="single" w:color="8FA3C7" w:sz="4"/>
               <w:left w:val="single" w:color="8FA3C7" w:sz="4"/>
@@ -14586,7 +14836,7 @@
         </w:trPr>
         <w:tc>
           <w:tcPr>
-            <w:tcW w:type="dxa" w:w="4189"/>
+            <w:tcW w:type="dxa" w:w="4241"/>
             <w:tcBorders>
               <w:top w:val="single" w:color="8FA3C7" w:sz="4"/>
               <w:left w:val="single" w:color="8FA3C7" w:sz="4"/>
@@ -14610,13 +14860,29 @@
                 <w:sz w:val="19"/>
                 <w:szCs w:val="19"/>
               </w:rPr>
-              <w:t xml:space="preserve">QUOTATION_SUBMITTED</w:t>
-            </w:r>
-          </w:p>
-        </w:tc>
-        <w:tc>
-          <w:tcPr>
-            <w:tcW w:type="dxa" w:w="4837"/>
+              <w:t xml:space="preserve">INVITATION_ACCEPTED</w:t>
+            </w:r>
+            <w:r>
+              <w:rPr>
+                <w:rFonts w:ascii="Times New Roman" w:cs="Times New Roman" w:eastAsia="Times New Roman" w:hAnsi="Times New Roman"/>
+                <w:sz w:val="21"/>
+                <w:szCs w:val="21"/>
+              </w:rPr>
+              <w:t xml:space="preserve">, </w:t>
+            </w:r>
+            <w:r>
+              <w:rPr>
+                <w:rFonts w:ascii="Consolas" w:cs="Consolas" w:eastAsia="Consolas" w:hAnsi="Consolas"/>
+                <w:sz w:val="19"/>
+                <w:szCs w:val="19"/>
+              </w:rPr>
+              <w:t xml:space="preserve">INVITATION_DECLINED</w:t>
+            </w:r>
+          </w:p>
+        </w:tc>
+        <w:tc>
+          <w:tcPr>
+            <w:tcW w:type="dxa" w:w="4785"/>
             <w:tcBorders>
               <w:top w:val="single" w:color="8FA3C7" w:sz="4"/>
               <w:left w:val="single" w:color="8FA3C7" w:sz="4"/>
@@ -14652,7 +14918,7 @@
         </w:trPr>
         <w:tc>
           <w:tcPr>
-            <w:tcW w:type="dxa" w:w="4189"/>
+            <w:tcW w:type="dxa" w:w="4241"/>
             <w:tcBorders>
               <w:top w:val="single" w:color="8FA3C7" w:sz="4"/>
               <w:left w:val="single" w:color="8FA3C7" w:sz="4"/>
@@ -14676,37 +14942,37 @@
                 <w:sz w:val="19"/>
                 <w:szCs w:val="19"/>
               </w:rPr>
-              <w:t xml:space="preserve">SELECTION_PROPOSED</w:t>
-            </w:r>
-          </w:p>
-        </w:tc>
-        <w:tc>
-          <w:tcPr>
-            <w:tcW w:type="dxa" w:w="4837"/>
-            <w:tcBorders>
-              <w:top w:val="single" w:color="8FA3C7" w:sz="4"/>
-              <w:left w:val="single" w:color="8FA3C7" w:sz="4"/>
-              <w:bottom w:val="single" w:color="8FA3C7" w:sz="4"/>
-              <w:right w:val="single" w:color="8FA3C7" w:sz="4"/>
-            </w:tcBorders>
-            <w:tcMar>
-              <w:top w:type="dxa" w:w="60"/>
-              <w:left w:type="dxa" w:w="90"/>
-              <w:bottom w:type="dxa" w:w="60"/>
-              <w:right w:type="dxa" w:w="90"/>
-            </w:tcMar>
-          </w:tcPr>
-          <w:p>
-            <w:pPr>
-              <w:spacing w:before="0" w:after="0" w:line="264"/>
-            </w:pPr>
-            <w:r>
-              <w:rPr>
-                <w:rFonts w:ascii="Times New Roman" w:cs="Times New Roman" w:eastAsia="Times New Roman" w:hAnsi="Times New Roman"/>
-                <w:sz w:val="21"/>
-                <w:szCs w:val="21"/>
-              </w:rPr>
-              <w:t xml:space="preserve">Manager của company</w:t>
+              <w:t xml:space="preserve">QUOTATION_SUBMITTED</w:t>
+            </w:r>
+          </w:p>
+        </w:tc>
+        <w:tc>
+          <w:tcPr>
+            <w:tcW w:type="dxa" w:w="4785"/>
+            <w:tcBorders>
+              <w:top w:val="single" w:color="8FA3C7" w:sz="4"/>
+              <w:left w:val="single" w:color="8FA3C7" w:sz="4"/>
+              <w:bottom w:val="single" w:color="8FA3C7" w:sz="4"/>
+              <w:right w:val="single" w:color="8FA3C7" w:sz="4"/>
+            </w:tcBorders>
+            <w:tcMar>
+              <w:top w:type="dxa" w:w="60"/>
+              <w:left w:type="dxa" w:w="90"/>
+              <w:bottom w:type="dxa" w:w="60"/>
+              <w:right w:type="dxa" w:w="90"/>
+            </w:tcMar>
+          </w:tcPr>
+          <w:p>
+            <w:pPr>
+              <w:spacing w:before="0" w:after="0" w:line="264"/>
+            </w:pPr>
+            <w:r>
+              <w:rPr>
+                <w:rFonts w:ascii="Times New Roman" w:cs="Times New Roman" w:eastAsia="Times New Roman" w:hAnsi="Times New Roman"/>
+                <w:sz w:val="21"/>
+                <w:szCs w:val="21"/>
+              </w:rPr>
+              <w:t xml:space="preserve">Buyer của company sở hữu RFQ</w:t>
             </w:r>
           </w:p>
         </w:tc>
@@ -14718,7 +14984,7 @@
         </w:trPr>
         <w:tc>
           <w:tcPr>
-            <w:tcW w:type="dxa" w:w="4189"/>
+            <w:tcW w:type="dxa" w:w="4241"/>
             <w:tcBorders>
               <w:top w:val="single" w:color="8FA3C7" w:sz="4"/>
               <w:left w:val="single" w:color="8FA3C7" w:sz="4"/>
@@ -14742,53 +15008,37 @@
                 <w:sz w:val="19"/>
                 <w:szCs w:val="19"/>
               </w:rPr>
-              <w:t xml:space="preserve">SELECTION_APPROVED</w:t>
-            </w:r>
-            <w:r>
-              <w:rPr>
-                <w:rFonts w:ascii="Times New Roman" w:cs="Times New Roman" w:eastAsia="Times New Roman" w:hAnsi="Times New Roman"/>
-                <w:sz w:val="21"/>
-                <w:szCs w:val="21"/>
-              </w:rPr>
-              <w:t xml:space="preserve">, </w:t>
-            </w:r>
-            <w:r>
-              <w:rPr>
-                <w:rFonts w:ascii="Consolas" w:cs="Consolas" w:eastAsia="Consolas" w:hAnsi="Consolas"/>
-                <w:sz w:val="19"/>
-                <w:szCs w:val="19"/>
-              </w:rPr>
-              <w:t xml:space="preserve">SELECTION_REJECTED</w:t>
-            </w:r>
-          </w:p>
-        </w:tc>
-        <w:tc>
-          <w:tcPr>
-            <w:tcW w:type="dxa" w:w="4837"/>
-            <w:tcBorders>
-              <w:top w:val="single" w:color="8FA3C7" w:sz="4"/>
-              <w:left w:val="single" w:color="8FA3C7" w:sz="4"/>
-              <w:bottom w:val="single" w:color="8FA3C7" w:sz="4"/>
-              <w:right w:val="single" w:color="8FA3C7" w:sz="4"/>
-            </w:tcBorders>
-            <w:tcMar>
-              <w:top w:type="dxa" w:w="60"/>
-              <w:left w:type="dxa" w:w="90"/>
-              <w:bottom w:type="dxa" w:w="60"/>
-              <w:right w:type="dxa" w:w="90"/>
-            </w:tcMar>
-          </w:tcPr>
-          <w:p>
-            <w:pPr>
-              <w:spacing w:before="0" w:after="0" w:line="264"/>
-            </w:pPr>
-            <w:r>
-              <w:rPr>
-                <w:rFonts w:ascii="Times New Roman" w:cs="Times New Roman" w:eastAsia="Times New Roman" w:hAnsi="Times New Roman"/>
-                <w:sz w:val="21"/>
-                <w:szCs w:val="21"/>
-              </w:rPr>
-              <w:t xml:space="preserve">Người đề xuất</w:t>
+              <w:t xml:space="preserve">SELECTION_PROPOSED</w:t>
+            </w:r>
+          </w:p>
+        </w:tc>
+        <w:tc>
+          <w:tcPr>
+            <w:tcW w:type="dxa" w:w="4785"/>
+            <w:tcBorders>
+              <w:top w:val="single" w:color="8FA3C7" w:sz="4"/>
+              <w:left w:val="single" w:color="8FA3C7" w:sz="4"/>
+              <w:bottom w:val="single" w:color="8FA3C7" w:sz="4"/>
+              <w:right w:val="single" w:color="8FA3C7" w:sz="4"/>
+            </w:tcBorders>
+            <w:tcMar>
+              <w:top w:type="dxa" w:w="60"/>
+              <w:left w:type="dxa" w:w="90"/>
+              <w:bottom w:type="dxa" w:w="60"/>
+              <w:right w:type="dxa" w:w="90"/>
+            </w:tcMar>
+          </w:tcPr>
+          <w:p>
+            <w:pPr>
+              <w:spacing w:before="0" w:after="0" w:line="264"/>
+            </w:pPr>
+            <w:r>
+              <w:rPr>
+                <w:rFonts w:ascii="Times New Roman" w:cs="Times New Roman" w:eastAsia="Times New Roman" w:hAnsi="Times New Roman"/>
+                <w:sz w:val="21"/>
+                <w:szCs w:val="21"/>
+              </w:rPr>
+              <w:t xml:space="preserve">Manager của company</w:t>
             </w:r>
           </w:p>
         </w:tc>
@@ -14800,7 +15050,7 @@
         </w:trPr>
         <w:tc>
           <w:tcPr>
-            <w:tcW w:type="dxa" w:w="4189"/>
+            <w:tcW w:type="dxa" w:w="4241"/>
             <w:tcBorders>
               <w:top w:val="single" w:color="8FA3C7" w:sz="4"/>
               <w:left w:val="single" w:color="8FA3C7" w:sz="4"/>
@@ -14824,7 +15074,7 @@
                 <w:sz w:val="19"/>
                 <w:szCs w:val="19"/>
               </w:rPr>
-              <w:t xml:space="preserve">PO_ISSUED</w:t>
+              <w:t xml:space="preserve">SELECTION_APPROVED</w:t>
             </w:r>
             <w:r>
               <w:rPr>
@@ -14840,37 +15090,37 @@
                 <w:sz w:val="19"/>
                 <w:szCs w:val="19"/>
               </w:rPr>
-              <w:t xml:space="preserve">PO_CANCELLED</w:t>
-            </w:r>
-          </w:p>
-        </w:tc>
-        <w:tc>
-          <w:tcPr>
-            <w:tcW w:type="dxa" w:w="4837"/>
-            <w:tcBorders>
-              <w:top w:val="single" w:color="8FA3C7" w:sz="4"/>
-              <w:left w:val="single" w:color="8FA3C7" w:sz="4"/>
-              <w:bottom w:val="single" w:color="8FA3C7" w:sz="4"/>
-              <w:right w:val="single" w:color="8FA3C7" w:sz="4"/>
-            </w:tcBorders>
-            <w:tcMar>
-              <w:top w:type="dxa" w:w="60"/>
-              <w:left w:type="dxa" w:w="90"/>
-              <w:bottom w:type="dxa" w:w="60"/>
-              <w:right w:type="dxa" w:w="90"/>
-            </w:tcMar>
-          </w:tcPr>
-          <w:p>
-            <w:pPr>
-              <w:spacing w:before="0" w:after="0" w:line="264"/>
-            </w:pPr>
-            <w:r>
-              <w:rPr>
-                <w:rFonts w:ascii="Times New Roman" w:cs="Times New Roman" w:eastAsia="Times New Roman" w:hAnsi="Times New Roman"/>
-                <w:sz w:val="21"/>
-                <w:szCs w:val="21"/>
-              </w:rPr>
-              <w:t xml:space="preserve">User Supplier của company nhận PO</w:t>
+              <w:t xml:space="preserve">SELECTION_REJECTED</w:t>
+            </w:r>
+          </w:p>
+        </w:tc>
+        <w:tc>
+          <w:tcPr>
+            <w:tcW w:type="dxa" w:w="4785"/>
+            <w:tcBorders>
+              <w:top w:val="single" w:color="8FA3C7" w:sz="4"/>
+              <w:left w:val="single" w:color="8FA3C7" w:sz="4"/>
+              <w:bottom w:val="single" w:color="8FA3C7" w:sz="4"/>
+              <w:right w:val="single" w:color="8FA3C7" w:sz="4"/>
+            </w:tcBorders>
+            <w:tcMar>
+              <w:top w:type="dxa" w:w="60"/>
+              <w:left w:type="dxa" w:w="90"/>
+              <w:bottom w:type="dxa" w:w="60"/>
+              <w:right w:type="dxa" w:w="90"/>
+            </w:tcMar>
+          </w:tcPr>
+          <w:p>
+            <w:pPr>
+              <w:spacing w:before="0" w:after="0" w:line="264"/>
+            </w:pPr>
+            <w:r>
+              <w:rPr>
+                <w:rFonts w:ascii="Times New Roman" w:cs="Times New Roman" w:eastAsia="Times New Roman" w:hAnsi="Times New Roman"/>
+                <w:sz w:val="21"/>
+                <w:szCs w:val="21"/>
+              </w:rPr>
+              <w:t xml:space="preserve">Người đề xuất</w:t>
             </w:r>
           </w:p>
         </w:tc>
@@ -14882,7 +15132,7 @@
         </w:trPr>
         <w:tc>
           <w:tcPr>
-            <w:tcW w:type="dxa" w:w="4189"/>
+            <w:tcW w:type="dxa" w:w="4241"/>
             <w:tcBorders>
               <w:top w:val="single" w:color="8FA3C7" w:sz="4"/>
               <w:left w:val="single" w:color="8FA3C7" w:sz="4"/>
@@ -14906,7 +15156,7 @@
                 <w:sz w:val="19"/>
                 <w:szCs w:val="19"/>
               </w:rPr>
-              <w:t xml:space="preserve">PO_ACKNOWLEDGED</w:t>
+              <w:t xml:space="preserve">PO_ISSUED</w:t>
             </w:r>
             <w:r>
               <w:rPr>
@@ -14922,37 +15172,37 @@
                 <w:sz w:val="19"/>
                 <w:szCs w:val="19"/>
               </w:rPr>
-              <w:t xml:space="preserve">PO_DECLINED</w:t>
-            </w:r>
-          </w:p>
-        </w:tc>
-        <w:tc>
-          <w:tcPr>
-            <w:tcW w:type="dxa" w:w="4837"/>
-            <w:tcBorders>
-              <w:top w:val="single" w:color="8FA3C7" w:sz="4"/>
-              <w:left w:val="single" w:color="8FA3C7" w:sz="4"/>
-              <w:bottom w:val="single" w:color="8FA3C7" w:sz="4"/>
-              <w:right w:val="single" w:color="8FA3C7" w:sz="4"/>
-            </w:tcBorders>
-            <w:tcMar>
-              <w:top w:type="dxa" w:w="60"/>
-              <w:left w:type="dxa" w:w="90"/>
-              <w:bottom w:type="dxa" w:w="60"/>
-              <w:right w:type="dxa" w:w="90"/>
-            </w:tcMar>
-          </w:tcPr>
-          <w:p>
-            <w:pPr>
-              <w:spacing w:before="0" w:after="0" w:line="264"/>
-            </w:pPr>
-            <w:r>
-              <w:rPr>
-                <w:rFonts w:ascii="Times New Roman" w:cs="Times New Roman" w:eastAsia="Times New Roman" w:hAnsi="Times New Roman"/>
-                <w:sz w:val="21"/>
-                <w:szCs w:val="21"/>
-              </w:rPr>
-              <w:t xml:space="preserve">Buyer của company</w:t>
+              <w:t xml:space="preserve">PO_CANCELLED</w:t>
+            </w:r>
+          </w:p>
+        </w:tc>
+        <w:tc>
+          <w:tcPr>
+            <w:tcW w:type="dxa" w:w="4785"/>
+            <w:tcBorders>
+              <w:top w:val="single" w:color="8FA3C7" w:sz="4"/>
+              <w:left w:val="single" w:color="8FA3C7" w:sz="4"/>
+              <w:bottom w:val="single" w:color="8FA3C7" w:sz="4"/>
+              <w:right w:val="single" w:color="8FA3C7" w:sz="4"/>
+            </w:tcBorders>
+            <w:tcMar>
+              <w:top w:type="dxa" w:w="60"/>
+              <w:left w:type="dxa" w:w="90"/>
+              <w:bottom w:type="dxa" w:w="60"/>
+              <w:right w:type="dxa" w:w="90"/>
+            </w:tcMar>
+          </w:tcPr>
+          <w:p>
+            <w:pPr>
+              <w:spacing w:before="0" w:after="0" w:line="264"/>
+            </w:pPr>
+            <w:r>
+              <w:rPr>
+                <w:rFonts w:ascii="Times New Roman" w:cs="Times New Roman" w:eastAsia="Times New Roman" w:hAnsi="Times New Roman"/>
+                <w:sz w:val="21"/>
+                <w:szCs w:val="21"/>
+              </w:rPr>
+              <w:t xml:space="preserve">User Supplier của company nhận PO</w:t>
             </w:r>
           </w:p>
         </w:tc>
@@ -14964,7 +15214,7 @@
         </w:trPr>
         <w:tc>
           <w:tcPr>
-            <w:tcW w:type="dxa" w:w="4189"/>
+            <w:tcW w:type="dxa" w:w="4241"/>
             <w:tcBorders>
               <w:top w:val="single" w:color="8FA3C7" w:sz="4"/>
               <w:left w:val="single" w:color="8FA3C7" w:sz="4"/>
@@ -14988,37 +15238,53 @@
                 <w:sz w:val="19"/>
                 <w:szCs w:val="19"/>
               </w:rPr>
-              <w:t xml:space="preserve">INVOICE_ISSUED</w:t>
-            </w:r>
-          </w:p>
-        </w:tc>
-        <w:tc>
-          <w:tcPr>
-            <w:tcW w:type="dxa" w:w="4837"/>
-            <w:tcBorders>
-              <w:top w:val="single" w:color="8FA3C7" w:sz="4"/>
-              <w:left w:val="single" w:color="8FA3C7" w:sz="4"/>
-              <w:bottom w:val="single" w:color="8FA3C7" w:sz="4"/>
-              <w:right w:val="single" w:color="8FA3C7" w:sz="4"/>
-            </w:tcBorders>
-            <w:tcMar>
-              <w:top w:type="dxa" w:w="60"/>
-              <w:left w:type="dxa" w:w="90"/>
-              <w:bottom w:type="dxa" w:w="60"/>
-              <w:right w:type="dxa" w:w="90"/>
-            </w:tcMar>
-          </w:tcPr>
-          <w:p>
-            <w:pPr>
-              <w:spacing w:before="0" w:after="0" w:line="264"/>
-            </w:pPr>
-            <w:r>
-              <w:rPr>
-                <w:rFonts w:ascii="Times New Roman" w:cs="Times New Roman" w:eastAsia="Times New Roman" w:hAnsi="Times New Roman"/>
-                <w:sz w:val="21"/>
-                <w:szCs w:val="21"/>
-              </w:rPr>
-              <w:t xml:space="preserve">Finance của company mua</w:t>
+              <w:t xml:space="preserve">PO_ACKNOWLEDGED</w:t>
+            </w:r>
+            <w:r>
+              <w:rPr>
+                <w:rFonts w:ascii="Times New Roman" w:cs="Times New Roman" w:eastAsia="Times New Roman" w:hAnsi="Times New Roman"/>
+                <w:sz w:val="21"/>
+                <w:szCs w:val="21"/>
+              </w:rPr>
+              <w:t xml:space="preserve">, </w:t>
+            </w:r>
+            <w:r>
+              <w:rPr>
+                <w:rFonts w:ascii="Consolas" w:cs="Consolas" w:eastAsia="Consolas" w:hAnsi="Consolas"/>
+                <w:sz w:val="19"/>
+                <w:szCs w:val="19"/>
+              </w:rPr>
+              <w:t xml:space="preserve">PO_DECLINED</w:t>
+            </w:r>
+          </w:p>
+        </w:tc>
+        <w:tc>
+          <w:tcPr>
+            <w:tcW w:type="dxa" w:w="4785"/>
+            <w:tcBorders>
+              <w:top w:val="single" w:color="8FA3C7" w:sz="4"/>
+              <w:left w:val="single" w:color="8FA3C7" w:sz="4"/>
+              <w:bottom w:val="single" w:color="8FA3C7" w:sz="4"/>
+              <w:right w:val="single" w:color="8FA3C7" w:sz="4"/>
+            </w:tcBorders>
+            <w:tcMar>
+              <w:top w:type="dxa" w:w="60"/>
+              <w:left w:type="dxa" w:w="90"/>
+              <w:bottom w:type="dxa" w:w="60"/>
+              <w:right w:type="dxa" w:w="90"/>
+            </w:tcMar>
+          </w:tcPr>
+          <w:p>
+            <w:pPr>
+              <w:spacing w:before="0" w:after="0" w:line="264"/>
+            </w:pPr>
+            <w:r>
+              <w:rPr>
+                <w:rFonts w:ascii="Times New Roman" w:cs="Times New Roman" w:eastAsia="Times New Roman" w:hAnsi="Times New Roman"/>
+                <w:sz w:val="21"/>
+                <w:szCs w:val="21"/>
+              </w:rPr>
+              <w:t xml:space="preserve">Buyer của company</w:t>
             </w:r>
           </w:p>
         </w:tc>
@@ -15030,7 +15296,7 @@
         </w:trPr>
         <w:tc>
           <w:tcPr>
-            <w:tcW w:type="dxa" w:w="4189"/>
+            <w:tcW w:type="dxa" w:w="4241"/>
             <w:tcBorders>
               <w:top w:val="single" w:color="8FA3C7" w:sz="4"/>
               <w:left w:val="single" w:color="8FA3C7" w:sz="4"/>
@@ -15054,37 +15320,37 @@
                 <w:sz w:val="19"/>
                 <w:szCs w:val="19"/>
               </w:rPr>
-              <w:t xml:space="preserve">EINVOICE_ISSUED</w:t>
-            </w:r>
-          </w:p>
-        </w:tc>
-        <w:tc>
-          <w:tcPr>
-            <w:tcW w:type="dxa" w:w="4837"/>
-            <w:tcBorders>
-              <w:top w:val="single" w:color="8FA3C7" w:sz="4"/>
-              <w:left w:val="single" w:color="8FA3C7" w:sz="4"/>
-              <w:bottom w:val="single" w:color="8FA3C7" w:sz="4"/>
-              <w:right w:val="single" w:color="8FA3C7" w:sz="4"/>
-            </w:tcBorders>
-            <w:tcMar>
-              <w:top w:type="dxa" w:w="60"/>
-              <w:left w:type="dxa" w:w="90"/>
-              <w:bottom w:type="dxa" w:w="60"/>
-              <w:right w:type="dxa" w:w="90"/>
-            </w:tcMar>
-          </w:tcPr>
-          <w:p>
-            <w:pPr>
-              <w:spacing w:before="0" w:after="0" w:line="264"/>
-            </w:pPr>
-            <w:r>
-              <w:rPr>
-                <w:rFonts w:ascii="Times New Roman" w:cs="Times New Roman" w:eastAsia="Times New Roman" w:hAnsi="Times New Roman"/>
-                <w:sz w:val="21"/>
-                <w:szCs w:val="21"/>
-              </w:rPr>
-              <w:t xml:space="preserve">Finance của company mua và User Supplier của company bán</w:t>
+              <w:t xml:space="preserve">INVOICE_ISSUED</w:t>
+            </w:r>
+          </w:p>
+        </w:tc>
+        <w:tc>
+          <w:tcPr>
+            <w:tcW w:type="dxa" w:w="4785"/>
+            <w:tcBorders>
+              <w:top w:val="single" w:color="8FA3C7" w:sz="4"/>
+              <w:left w:val="single" w:color="8FA3C7" w:sz="4"/>
+              <w:bottom w:val="single" w:color="8FA3C7" w:sz="4"/>
+              <w:right w:val="single" w:color="8FA3C7" w:sz="4"/>
+            </w:tcBorders>
+            <w:tcMar>
+              <w:top w:type="dxa" w:w="60"/>
+              <w:left w:type="dxa" w:w="90"/>
+              <w:bottom w:type="dxa" w:w="60"/>
+              <w:right w:type="dxa" w:w="90"/>
+            </w:tcMar>
+          </w:tcPr>
+          <w:p>
+            <w:pPr>
+              <w:spacing w:before="0" w:after="0" w:line="264"/>
+            </w:pPr>
+            <w:r>
+              <w:rPr>
+                <w:rFonts w:ascii="Times New Roman" w:cs="Times New Roman" w:eastAsia="Times New Roman" w:hAnsi="Times New Roman"/>
+                <w:sz w:val="21"/>
+                <w:szCs w:val="21"/>
+              </w:rPr>
+              <w:t xml:space="preserve">Finance của company mua</w:t>
             </w:r>
           </w:p>
         </w:tc>
@@ -15096,7 +15362,7 @@
         </w:trPr>
         <w:tc>
           <w:tcPr>
-            <w:tcW w:type="dxa" w:w="4189"/>
+            <w:tcW w:type="dxa" w:w="4241"/>
             <w:tcBorders>
               <w:top w:val="single" w:color="8FA3C7" w:sz="4"/>
               <w:left w:val="single" w:color="8FA3C7" w:sz="4"/>
@@ -15120,37 +15386,37 @@
                 <w:sz w:val="19"/>
                 <w:szCs w:val="19"/>
               </w:rPr>
-              <w:t xml:space="preserve">QUOTATION_SIGNED</w:t>
-            </w:r>
-          </w:p>
-        </w:tc>
-        <w:tc>
-          <w:tcPr>
-            <w:tcW w:type="dxa" w:w="4837"/>
-            <w:tcBorders>
-              <w:top w:val="single" w:color="8FA3C7" w:sz="4"/>
-              <w:left w:val="single" w:color="8FA3C7" w:sz="4"/>
-              <w:bottom w:val="single" w:color="8FA3C7" w:sz="4"/>
-              <w:right w:val="single" w:color="8FA3C7" w:sz="4"/>
-            </w:tcBorders>
-            <w:tcMar>
-              <w:top w:type="dxa" w:w="60"/>
-              <w:left w:type="dxa" w:w="90"/>
-              <w:bottom w:type="dxa" w:w="60"/>
-              <w:right w:type="dxa" w:w="90"/>
-            </w:tcMar>
-          </w:tcPr>
-          <w:p>
-            <w:pPr>
-              <w:spacing w:before="0" w:after="0" w:line="264"/>
-            </w:pPr>
-            <w:r>
-              <w:rPr>
-                <w:rFonts w:ascii="Times New Roman" w:cs="Times New Roman" w:eastAsia="Times New Roman" w:hAnsi="Times New Roman"/>
-                <w:sz w:val="21"/>
-                <w:szCs w:val="21"/>
-              </w:rPr>
-              <w:t xml:space="preserve">Buyer của company sở hữu RFQ</w:t>
+              <w:t xml:space="preserve">EINVOICE_ISSUED</w:t>
+            </w:r>
+          </w:p>
+        </w:tc>
+        <w:tc>
+          <w:tcPr>
+            <w:tcW w:type="dxa" w:w="4785"/>
+            <w:tcBorders>
+              <w:top w:val="single" w:color="8FA3C7" w:sz="4"/>
+              <w:left w:val="single" w:color="8FA3C7" w:sz="4"/>
+              <w:bottom w:val="single" w:color="8FA3C7" w:sz="4"/>
+              <w:right w:val="single" w:color="8FA3C7" w:sz="4"/>
+            </w:tcBorders>
+            <w:tcMar>
+              <w:top w:type="dxa" w:w="60"/>
+              <w:left w:type="dxa" w:w="90"/>
+              <w:bottom w:type="dxa" w:w="60"/>
+              <w:right w:type="dxa" w:w="90"/>
+            </w:tcMar>
+          </w:tcPr>
+          <w:p>
+            <w:pPr>
+              <w:spacing w:before="0" w:after="0" w:line="264"/>
+            </w:pPr>
+            <w:r>
+              <w:rPr>
+                <w:rFonts w:ascii="Times New Roman" w:cs="Times New Roman" w:eastAsia="Times New Roman" w:hAnsi="Times New Roman"/>
+                <w:sz w:val="21"/>
+                <w:szCs w:val="21"/>
+              </w:rPr>
+              <w:t xml:space="preserve">Finance của company mua và User Supplier của company bán</w:t>
             </w:r>
           </w:p>
         </w:tc>
@@ -15162,7 +15428,7 @@
         </w:trPr>
         <w:tc>
           <w:tcPr>
-            <w:tcW w:type="dxa" w:w="4189"/>
+            <w:tcW w:type="dxa" w:w="4241"/>
             <w:tcBorders>
               <w:top w:val="single" w:color="8FA3C7" w:sz="4"/>
               <w:left w:val="single" w:color="8FA3C7" w:sz="4"/>
@@ -15186,29 +15452,95 @@
                 <w:sz w:val="19"/>
                 <w:szCs w:val="19"/>
               </w:rPr>
-              <w:t xml:space="preserve">PAYMENT_SUCCEEDED</w:t>
-            </w:r>
-            <w:r>
-              <w:rPr>
-                <w:rFonts w:ascii="Times New Roman" w:cs="Times New Roman" w:eastAsia="Times New Roman" w:hAnsi="Times New Roman"/>
-                <w:sz w:val="21"/>
-                <w:szCs w:val="21"/>
-              </w:rPr>
-              <w:t xml:space="preserve">, </w:t>
-            </w:r>
+              <w:t xml:space="preserve">QUOTATION_SIGNED</w:t>
+            </w:r>
+          </w:p>
+        </w:tc>
+        <w:tc>
+          <w:tcPr>
+            <w:tcW w:type="dxa" w:w="4785"/>
+            <w:tcBorders>
+              <w:top w:val="single" w:color="8FA3C7" w:sz="4"/>
+              <w:left w:val="single" w:color="8FA3C7" w:sz="4"/>
+              <w:bottom w:val="single" w:color="8FA3C7" w:sz="4"/>
+              <w:right w:val="single" w:color="8FA3C7" w:sz="4"/>
+            </w:tcBorders>
+            <w:tcMar>
+              <w:top w:type="dxa" w:w="60"/>
+              <w:left w:type="dxa" w:w="90"/>
+              <w:bottom w:type="dxa" w:w="60"/>
+              <w:right w:type="dxa" w:w="90"/>
+            </w:tcMar>
+          </w:tcPr>
+          <w:p>
+            <w:pPr>
+              <w:spacing w:before="0" w:after="0" w:line="264"/>
+            </w:pPr>
+            <w:r>
+              <w:rPr>
+                <w:rFonts w:ascii="Times New Roman" w:cs="Times New Roman" w:eastAsia="Times New Roman" w:hAnsi="Times New Roman"/>
+                <w:sz w:val="21"/>
+                <w:szCs w:val="21"/>
+              </w:rPr>
+              <w:t xml:space="preserve">Buyer của company sở hữu RFQ</w:t>
+            </w:r>
+          </w:p>
+        </w:tc>
+      </w:tr>
+      <w:tr>
+        <w:trPr>
+          <w:cantSplit/>
+          <w:tblHeader w:val="false"/>
+        </w:trPr>
+        <w:tc>
+          <w:tcPr>
+            <w:tcW w:type="dxa" w:w="4241"/>
+            <w:tcBorders>
+              <w:top w:val="single" w:color="8FA3C7" w:sz="4"/>
+              <w:left w:val="single" w:color="8FA3C7" w:sz="4"/>
+              <w:bottom w:val="single" w:color="8FA3C7" w:sz="4"/>
+              <w:right w:val="single" w:color="8FA3C7" w:sz="4"/>
+            </w:tcBorders>
+            <w:tcMar>
+              <w:top w:type="dxa" w:w="60"/>
+              <w:left w:type="dxa" w:w="90"/>
+              <w:bottom w:type="dxa" w:w="60"/>
+              <w:right w:type="dxa" w:w="90"/>
+            </w:tcMar>
+          </w:tcPr>
+          <w:p>
+            <w:pPr>
+              <w:spacing w:before="0" w:after="0" w:line="264"/>
+            </w:pPr>
             <w:r>
               <w:rPr>
                 <w:rFonts w:ascii="Consolas" w:cs="Consolas" w:eastAsia="Consolas" w:hAnsi="Consolas"/>
                 <w:sz w:val="19"/>
                 <w:szCs w:val="19"/>
               </w:rPr>
+              <w:t xml:space="preserve">PAYMENT_SUCCEEDED</w:t>
+            </w:r>
+            <w:r>
+              <w:rPr>
+                <w:rFonts w:ascii="Times New Roman" w:cs="Times New Roman" w:eastAsia="Times New Roman" w:hAnsi="Times New Roman"/>
+                <w:sz w:val="21"/>
+                <w:szCs w:val="21"/>
+              </w:rPr>
+              <w:t xml:space="preserve">, </w:t>
+            </w:r>
+            <w:r>
+              <w:rPr>
+                <w:rFonts w:ascii="Consolas" w:cs="Consolas" w:eastAsia="Consolas" w:hAnsi="Consolas"/>
+                <w:sz w:val="19"/>
+                <w:szCs w:val="19"/>
+              </w:rPr>
               <w:t xml:space="preserve">PAYMENT_FAILED</w:t>
             </w:r>
           </w:p>
         </w:tc>
         <w:tc>
           <w:tcPr>
-            <w:tcW w:type="dxa" w:w="4837"/>
+            <w:tcW w:type="dxa" w:w="4785"/>
             <w:tcBorders>
               <w:top w:val="single" w:color="8FA3C7" w:sz="4"/>
               <w:left w:val="single" w:color="8FA3C7" w:sz="4"/>
@@ -19803,6 +20135,34 @@
           <w:szCs w:val="17"/>
         </w:rPr>
         <w:t xml:space="preserve">            DRAFT|OPEN --cancel--&gt; CANCELLED</w:t>
+      </w:r>
+    </w:p>
+    <w:p>
+      <w:pPr>
+        <w:shd w:fill="F3F6FB" w:color="auto" w:val="clear"/>
+        <w:spacing w:before="0" w:after="0" w:line="240"/>
+      </w:pPr>
+      <w:r>
+        <w:rPr>
+          <w:rFonts w:ascii="Consolas" w:cs="Consolas" w:eastAsia="Consolas" w:hAnsi="Consolas"/>
+          <w:sz w:val="17"/>
+          <w:szCs w:val="17"/>
+        </w:rPr>
+        <w:t xml:space="preserve">Lời mời:    INVITED --NCC mở RFQ--&gt; VIEWED --xác nhận/gửi báo giá--&gt; ACCEPTED</w:t>
+      </w:r>
+    </w:p>
+    <w:p>
+      <w:pPr>
+        <w:shd w:fill="F3F6FB" w:color="auto" w:val="clear"/>
+        <w:spacing w:before="0" w:after="0" w:line="240"/>
+      </w:pPr>
+      <w:r>
+        <w:rPr>
+          <w:rFonts w:ascii="Consolas" w:cs="Consolas" w:eastAsia="Consolas" w:hAnsi="Consolas"/>
+          <w:sz w:val="17"/>
+          <w:szCs w:val="17"/>
+        </w:rPr>
+        <w:t xml:space="preserve">            INVITED|VIEWED --từ chối (có lý do)--&gt; DECLINED</w:t>
       </w:r>
     </w:p>
     <w:p>
@@ -25069,6 +25429,214 @@
                 <w:szCs w:val="21"/>
               </w:rPr>
               <w:t xml:space="preserve">Đặt trọng số</w:t>
+            </w:r>
+          </w:p>
+        </w:tc>
+      </w:tr>
+      <w:tr>
+        <w:trPr>
+          <w:cantSplit/>
+          <w:tblHeader w:val="false"/>
+        </w:trPr>
+        <w:tc>
+          <w:tcPr>
+            <w:tcW w:type="dxa" w:w="3724"/>
+            <w:tcBorders>
+              <w:top w:val="single" w:color="8FA3C7" w:sz="4"/>
+              <w:left w:val="single" w:color="8FA3C7" w:sz="4"/>
+              <w:bottom w:val="single" w:color="8FA3C7" w:sz="4"/>
+              <w:right w:val="single" w:color="8FA3C7" w:sz="4"/>
+            </w:tcBorders>
+            <w:tcMar>
+              <w:top w:type="dxa" w:w="60"/>
+              <w:left w:type="dxa" w:w="90"/>
+              <w:bottom w:type="dxa" w:w="60"/>
+              <w:right w:type="dxa" w:w="90"/>
+            </w:tcMar>
+          </w:tcPr>
+          <w:p>
+            <w:pPr>
+              <w:spacing w:before="0" w:after="0" w:line="264"/>
+            </w:pPr>
+            <w:r>
+              <w:rPr>
+                <w:rFonts w:ascii="Consolas" w:cs="Consolas" w:eastAsia="Consolas" w:hAnsi="Consolas"/>
+                <w:sz w:val="19"/>
+                <w:szCs w:val="19"/>
+              </w:rPr>
+              <w:t xml:space="preserve">POST /rfqs/{id}/accept-invitation</w:t>
+            </w:r>
+          </w:p>
+        </w:tc>
+        <w:tc>
+          <w:tcPr>
+            <w:tcW w:type="dxa" w:w="2298"/>
+            <w:tcBorders>
+              <w:top w:val="single" w:color="8FA3C7" w:sz="4"/>
+              <w:left w:val="single" w:color="8FA3C7" w:sz="4"/>
+              <w:bottom w:val="single" w:color="8FA3C7" w:sz="4"/>
+              <w:right w:val="single" w:color="8FA3C7" w:sz="4"/>
+            </w:tcBorders>
+            <w:tcMar>
+              <w:top w:type="dxa" w:w="60"/>
+              <w:left w:type="dxa" w:w="90"/>
+              <w:bottom w:type="dxa" w:w="60"/>
+              <w:right w:type="dxa" w:w="90"/>
+            </w:tcMar>
+          </w:tcPr>
+          <w:p>
+            <w:pPr>
+              <w:spacing w:before="0" w:after="0" w:line="264"/>
+            </w:pPr>
+            <w:r>
+              <w:rPr>
+                <w:rFonts w:ascii="Times New Roman" w:cs="Times New Roman" w:eastAsia="Times New Roman" w:hAnsi="Times New Roman"/>
+                <w:sz w:val="21"/>
+                <w:szCs w:val="21"/>
+              </w:rPr>
+              <w:t xml:space="preserve">Supplier được mời</w:t>
+            </w:r>
+          </w:p>
+        </w:tc>
+        <w:tc>
+          <w:tcPr>
+            <w:tcW w:type="dxa" w:w="3004"/>
+            <w:tcBorders>
+              <w:top w:val="single" w:color="8FA3C7" w:sz="4"/>
+              <w:left w:val="single" w:color="8FA3C7" w:sz="4"/>
+              <w:bottom w:val="single" w:color="8FA3C7" w:sz="4"/>
+              <w:right w:val="single" w:color="8FA3C7" w:sz="4"/>
+            </w:tcBorders>
+            <w:tcMar>
+              <w:top w:type="dxa" w:w="60"/>
+              <w:left w:type="dxa" w:w="90"/>
+              <w:bottom w:type="dxa" w:w="60"/>
+              <w:right w:type="dxa" w:w="90"/>
+            </w:tcMar>
+          </w:tcPr>
+          <w:p>
+            <w:pPr>
+              <w:spacing w:before="0" w:after="0" w:line="264"/>
+            </w:pPr>
+            <w:r>
+              <w:rPr>
+                <w:rFonts w:ascii="Times New Roman" w:cs="Times New Roman" w:eastAsia="Times New Roman" w:hAnsi="Times New Roman"/>
+                <w:sz w:val="21"/>
+                <w:szCs w:val="21"/>
+              </w:rPr>
+              <w:t xml:space="preserve">Xác nhận tham gia báo giá</w:t>
+            </w:r>
+          </w:p>
+        </w:tc>
+      </w:tr>
+      <w:tr>
+        <w:trPr>
+          <w:cantSplit/>
+          <w:tblHeader w:val="false"/>
+        </w:trPr>
+        <w:tc>
+          <w:tcPr>
+            <w:tcW w:type="dxa" w:w="3724"/>
+            <w:tcBorders>
+              <w:top w:val="single" w:color="8FA3C7" w:sz="4"/>
+              <w:left w:val="single" w:color="8FA3C7" w:sz="4"/>
+              <w:bottom w:val="single" w:color="8FA3C7" w:sz="4"/>
+              <w:right w:val="single" w:color="8FA3C7" w:sz="4"/>
+            </w:tcBorders>
+            <w:tcMar>
+              <w:top w:type="dxa" w:w="60"/>
+              <w:left w:type="dxa" w:w="90"/>
+              <w:bottom w:type="dxa" w:w="60"/>
+              <w:right w:type="dxa" w:w="90"/>
+            </w:tcMar>
+          </w:tcPr>
+          <w:p>
+            <w:pPr>
+              <w:spacing w:before="0" w:after="0" w:line="264"/>
+            </w:pPr>
+            <w:r>
+              <w:rPr>
+                <w:rFonts w:ascii="Consolas" w:cs="Consolas" w:eastAsia="Consolas" w:hAnsi="Consolas"/>
+                <w:sz w:val="19"/>
+                <w:szCs w:val="19"/>
+              </w:rPr>
+              <w:t xml:space="preserve">POST /rfqs/{id}/decline-invitation</w:t>
+            </w:r>
+          </w:p>
+        </w:tc>
+        <w:tc>
+          <w:tcPr>
+            <w:tcW w:type="dxa" w:w="2298"/>
+            <w:tcBorders>
+              <w:top w:val="single" w:color="8FA3C7" w:sz="4"/>
+              <w:left w:val="single" w:color="8FA3C7" w:sz="4"/>
+              <w:bottom w:val="single" w:color="8FA3C7" w:sz="4"/>
+              <w:right w:val="single" w:color="8FA3C7" w:sz="4"/>
+            </w:tcBorders>
+            <w:tcMar>
+              <w:top w:type="dxa" w:w="60"/>
+              <w:left w:type="dxa" w:w="90"/>
+              <w:bottom w:type="dxa" w:w="60"/>
+              <w:right w:type="dxa" w:w="90"/>
+            </w:tcMar>
+          </w:tcPr>
+          <w:p>
+            <w:pPr>
+              <w:spacing w:before="0" w:after="0" w:line="264"/>
+            </w:pPr>
+            <w:r>
+              <w:rPr>
+                <w:rFonts w:ascii="Times New Roman" w:cs="Times New Roman" w:eastAsia="Times New Roman" w:hAnsi="Times New Roman"/>
+                <w:sz w:val="21"/>
+                <w:szCs w:val="21"/>
+              </w:rPr>
+              <w:t xml:space="preserve">Supplier được mời</w:t>
+            </w:r>
+          </w:p>
+        </w:tc>
+        <w:tc>
+          <w:tcPr>
+            <w:tcW w:type="dxa" w:w="3004"/>
+            <w:tcBorders>
+              <w:top w:val="single" w:color="8FA3C7" w:sz="4"/>
+              <w:left w:val="single" w:color="8FA3C7" w:sz="4"/>
+              <w:bottom w:val="single" w:color="8FA3C7" w:sz="4"/>
+              <w:right w:val="single" w:color="8FA3C7" w:sz="4"/>
+            </w:tcBorders>
+            <w:tcMar>
+              <w:top w:type="dxa" w:w="60"/>
+              <w:left w:type="dxa" w:w="90"/>
+              <w:bottom w:type="dxa" w:w="60"/>
+              <w:right w:type="dxa" w:w="90"/>
+            </w:tcMar>
+          </w:tcPr>
+          <w:p>
+            <w:pPr>
+              <w:spacing w:before="0" w:after="0" w:line="264"/>
+            </w:pPr>
+            <w:r>
+              <w:rPr>
+                <w:rFonts w:ascii="Times New Roman" w:cs="Times New Roman" w:eastAsia="Times New Roman" w:hAnsi="Times New Roman"/>
+                <w:sz w:val="21"/>
+                <w:szCs w:val="21"/>
+              </w:rPr>
+              <w:t xml:space="preserve">Từ chối lời mời, </w:t>
+            </w:r>
+            <w:r>
+              <w:rPr>
+                <w:rFonts w:ascii="Consolas" w:cs="Consolas" w:eastAsia="Consolas" w:hAnsi="Consolas"/>
+                <w:sz w:val="19"/>
+                <w:szCs w:val="19"/>
+              </w:rPr>
+              <w:t xml:space="preserve">reason</w:t>
+            </w:r>
+            <w:r>
+              <w:rPr>
+                <w:rFonts w:ascii="Times New Roman" w:cs="Times New Roman" w:eastAsia="Times New Roman" w:hAnsi="Times New Roman"/>
+                <w:sz w:val="21"/>
+                <w:szCs w:val="21"/>
+              </w:rPr>
+              <w:t xml:space="preserve"> bắt buộc</w:t>
             </w:r>
           </w:p>
         </w:tc>
@@ -41073,6 +41641,882 @@
         <w:rPr>
           <w:rFonts w:ascii="Times New Roman" w:cs="Times New Roman" w:eastAsia="Times New Roman" w:hAnsi="Times New Roman"/>
         </w:rPr>
+        <w:t xml:space="preserve">Lần chạy thứ ba (15/10/2026) theo đúng kịch bản demo (</w:t>
+      </w:r>
+      <w:r>
+        <w:rPr>
+          <w:rFonts w:ascii="Consolas" w:cs="Consolas" w:eastAsia="Consolas" w:hAnsi="Consolas"/>
+          <w:sz w:val="22"/>
+          <w:szCs w:val="22"/>
+        </w:rPr>
+        <w:t xml:space="preserve">docs/Kich_ban_demo.md</w:t>
+      </w:r>
+      <w:r>
+        <w:rPr>
+          <w:rFonts w:ascii="Times New Roman" w:cs="Times New Roman" w:eastAsia="Times New Roman" w:hAnsi="Times New Roman"/>
+        </w:rPr>
+        <w:t xml:space="preserve">), dữ liệu vừa reset bằng </w:t>
+      </w:r>
+      <w:r>
+        <w:rPr>
+          <w:rFonts w:ascii="Consolas" w:cs="Consolas" w:eastAsia="Consolas" w:hAnsi="Consolas"/>
+          <w:sz w:val="22"/>
+          <w:szCs w:val="22"/>
+        </w:rPr>
+        <w:t xml:space="preserve">./run.local.sh reset</w:t>
+      </w:r>
+      <w:r>
+        <w:rPr>
+          <w:rFonts w:ascii="Times New Roman" w:cs="Times New Roman" w:eastAsia="Times New Roman" w:hAnsi="Times New Roman"/>
+        </w:rPr>
+        <w:t xml:space="preserve">, chạy tự động qua API:</w:t>
+      </w:r>
+    </w:p>
+    <w:tbl>
+      <w:tblPr>
+        <w:tblW w:type="dxa" w:w="9026"/>
+        <w:tblBorders>
+          <w:top w:val="single" w:color="auto" w:sz="4"/>
+          <w:left w:val="single" w:color="auto" w:sz="4"/>
+          <w:bottom w:val="single" w:color="auto" w:sz="4"/>
+          <w:right w:val="single" w:color="auto" w:sz="4"/>
+          <w:insideH w:val="single" w:color="auto" w:sz="4"/>
+          <w:insideV w:val="single" w:color="auto" w:sz="4"/>
+        </w:tblBorders>
+      </w:tblPr>
+      <w:tblGrid>
+        <w:gridCol w:w="3685"/>
+        <w:gridCol w:w="5341"/>
+      </w:tblGrid>
+      <w:tr>
+        <w:trPr>
+          <w:cantSplit/>
+          <w:tblHeader/>
+        </w:trPr>
+        <w:tc>
+          <w:tcPr>
+            <w:tcW w:type="dxa" w:w="3685"/>
+            <w:tcBorders>
+              <w:top w:val="single" w:color="8FA3C7" w:sz="4"/>
+              <w:left w:val="single" w:color="8FA3C7" w:sz="4"/>
+              <w:bottom w:val="single" w:color="8FA3C7" w:sz="4"/>
+              <w:right w:val="single" w:color="8FA3C7" w:sz="4"/>
+            </w:tcBorders>
+            <w:shd w:fill="DBE4F3" w:color="auto" w:val="clear"/>
+            <w:tcMar>
+              <w:top w:type="dxa" w:w="60"/>
+              <w:left w:type="dxa" w:w="90"/>
+              <w:bottom w:type="dxa" w:w="60"/>
+              <w:right w:type="dxa" w:w="90"/>
+            </w:tcMar>
+          </w:tcPr>
+          <w:p>
+            <w:pPr>
+              <w:spacing w:before="0" w:after="0" w:line="264"/>
+            </w:pPr>
+            <w:r>
+              <w:rPr>
+                <w:rFonts w:ascii="Times New Roman" w:cs="Times New Roman" w:eastAsia="Times New Roman" w:hAnsi="Times New Roman"/>
+                <w:b/>
+                <w:bCs/>
+                <w:sz w:val="21"/>
+                <w:szCs w:val="21"/>
+              </w:rPr>
+              <w:t xml:space="preserve">Bước</w:t>
+            </w:r>
+          </w:p>
+        </w:tc>
+        <w:tc>
+          <w:tcPr>
+            <w:tcW w:type="dxa" w:w="5341"/>
+            <w:tcBorders>
+              <w:top w:val="single" w:color="8FA3C7" w:sz="4"/>
+              <w:left w:val="single" w:color="8FA3C7" w:sz="4"/>
+              <w:bottom w:val="single" w:color="8FA3C7" w:sz="4"/>
+              <w:right w:val="single" w:color="8FA3C7" w:sz="4"/>
+            </w:tcBorders>
+            <w:shd w:fill="DBE4F3" w:color="auto" w:val="clear"/>
+            <w:tcMar>
+              <w:top w:type="dxa" w:w="60"/>
+              <w:left w:type="dxa" w:w="90"/>
+              <w:bottom w:type="dxa" w:w="60"/>
+              <w:right w:type="dxa" w:w="90"/>
+            </w:tcMar>
+          </w:tcPr>
+          <w:p>
+            <w:pPr>
+              <w:spacing w:before="0" w:after="0" w:line="264"/>
+            </w:pPr>
+            <w:r>
+              <w:rPr>
+                <w:rFonts w:ascii="Times New Roman" w:cs="Times New Roman" w:eastAsia="Times New Roman" w:hAnsi="Times New Roman"/>
+                <w:b/>
+                <w:bCs/>
+                <w:sz w:val="21"/>
+                <w:szCs w:val="21"/>
+              </w:rPr>
+              <w:t xml:space="preserve">Kết quả quan sát</w:t>
+            </w:r>
+          </w:p>
+        </w:tc>
+      </w:tr>
+      <w:tr>
+        <w:trPr>
+          <w:cantSplit/>
+          <w:tblHeader w:val="false"/>
+        </w:trPr>
+        <w:tc>
+          <w:tcPr>
+            <w:tcW w:type="dxa" w:w="3685"/>
+            <w:tcBorders>
+              <w:top w:val="single" w:color="8FA3C7" w:sz="4"/>
+              <w:left w:val="single" w:color="8FA3C7" w:sz="4"/>
+              <w:bottom w:val="single" w:color="8FA3C7" w:sz="4"/>
+              <w:right w:val="single" w:color="8FA3C7" w:sz="4"/>
+            </w:tcBorders>
+            <w:tcMar>
+              <w:top w:type="dxa" w:w="60"/>
+              <w:left w:type="dxa" w:w="90"/>
+              <w:bottom w:type="dxa" w:w="60"/>
+              <w:right w:type="dxa" w:w="90"/>
+            </w:tcMar>
+          </w:tcPr>
+          <w:p>
+            <w:pPr>
+              <w:spacing w:before="0" w:after="0" w:line="264"/>
+            </w:pPr>
+            <w:r>
+              <w:rPr>
+                <w:rFonts w:ascii="Times New Roman" w:cs="Times New Roman" w:eastAsia="Times New Roman" w:hAnsi="Times New Roman"/>
+                <w:sz w:val="21"/>
+                <w:szCs w:val="21"/>
+              </w:rPr>
+              <w:t xml:space="preserve">Buyer gửi PR, Manager duyệt</w:t>
+            </w:r>
+          </w:p>
+        </w:tc>
+        <w:tc>
+          <w:tcPr>
+            <w:tcW w:type="dxa" w:w="5341"/>
+            <w:tcBorders>
+              <w:top w:val="single" w:color="8FA3C7" w:sz="4"/>
+              <w:left w:val="single" w:color="8FA3C7" w:sz="4"/>
+              <w:bottom w:val="single" w:color="8FA3C7" w:sz="4"/>
+              <w:right w:val="single" w:color="8FA3C7" w:sz="4"/>
+            </w:tcBorders>
+            <w:tcMar>
+              <w:top w:type="dxa" w:w="60"/>
+              <w:left w:type="dxa" w:w="90"/>
+              <w:bottom w:type="dxa" w:w="60"/>
+              <w:right w:type="dxa" w:w="90"/>
+            </w:tcMar>
+          </w:tcPr>
+          <w:p>
+            <w:pPr>
+              <w:spacing w:before="0" w:after="0" w:line="264"/>
+            </w:pPr>
+            <w:r>
+              <w:rPr>
+                <w:rFonts w:ascii="Times New Roman" w:cs="Times New Roman" w:eastAsia="Times New Roman" w:hAnsi="Times New Roman"/>
+                <w:sz w:val="21"/>
+                <w:szCs w:val="21"/>
+              </w:rPr>
+              <w:t xml:space="preserve">Manager nhận </w:t>
+            </w:r>
+            <w:r>
+              <w:rPr>
+                <w:rFonts w:ascii="Consolas" w:cs="Consolas" w:eastAsia="Consolas" w:hAnsi="Consolas"/>
+                <w:sz w:val="19"/>
+                <w:szCs w:val="19"/>
+              </w:rPr>
+              <w:t xml:space="preserve">PR_SUBMITTED</w:t>
+            </w:r>
+          </w:p>
+        </w:tc>
+      </w:tr>
+      <w:tr>
+        <w:trPr>
+          <w:cantSplit/>
+          <w:tblHeader w:val="false"/>
+        </w:trPr>
+        <w:tc>
+          <w:tcPr>
+            <w:tcW w:type="dxa" w:w="3685"/>
+            <w:tcBorders>
+              <w:top w:val="single" w:color="8FA3C7" w:sz="4"/>
+              <w:left w:val="single" w:color="8FA3C7" w:sz="4"/>
+              <w:bottom w:val="single" w:color="8FA3C7" w:sz="4"/>
+              <w:right w:val="single" w:color="8FA3C7" w:sz="4"/>
+            </w:tcBorders>
+            <w:tcMar>
+              <w:top w:type="dxa" w:w="60"/>
+              <w:left w:type="dxa" w:w="90"/>
+              <w:bottom w:type="dxa" w:w="60"/>
+              <w:right w:type="dxa" w:w="90"/>
+            </w:tcMar>
+          </w:tcPr>
+          <w:p>
+            <w:pPr>
+              <w:spacing w:before="0" w:after="0" w:line="264"/>
+            </w:pPr>
+            <w:r>
+              <w:rPr>
+                <w:rFonts w:ascii="Times New Roman" w:cs="Times New Roman" w:eastAsia="Times New Roman" w:hAnsi="Times New Roman"/>
+                <w:sz w:val="21"/>
+                <w:szCs w:val="21"/>
+              </w:rPr>
+              <w:t xml:space="preserve">Publish RFQ-2026-0002 mời 2 NCC</w:t>
+            </w:r>
+          </w:p>
+        </w:tc>
+        <w:tc>
+          <w:tcPr>
+            <w:tcW w:type="dxa" w:w="5341"/>
+            <w:tcBorders>
+              <w:top w:val="single" w:color="8FA3C7" w:sz="4"/>
+              <w:left w:val="single" w:color="8FA3C7" w:sz="4"/>
+              <w:bottom w:val="single" w:color="8FA3C7" w:sz="4"/>
+              <w:right w:val="single" w:color="8FA3C7" w:sz="4"/>
+            </w:tcBorders>
+            <w:tcMar>
+              <w:top w:type="dxa" w:w="60"/>
+              <w:left w:type="dxa" w:w="90"/>
+              <w:bottom w:type="dxa" w:w="60"/>
+              <w:right w:type="dxa" w:w="90"/>
+            </w:tcMar>
+          </w:tcPr>
+          <w:p>
+            <w:pPr>
+              <w:spacing w:before="0" w:after="0" w:line="264"/>
+            </w:pPr>
+            <w:r>
+              <w:rPr>
+                <w:rFonts w:ascii="Times New Roman" w:cs="Times New Roman" w:eastAsia="Times New Roman" w:hAnsi="Times New Roman"/>
+                <w:sz w:val="21"/>
+                <w:szCs w:val="21"/>
+              </w:rPr>
+              <w:t xml:space="preserve">Cả hai NCC nhận </w:t>
+            </w:r>
+            <w:r>
+              <w:rPr>
+                <w:rFonts w:ascii="Consolas" w:cs="Consolas" w:eastAsia="Consolas" w:hAnsi="Consolas"/>
+                <w:sz w:val="19"/>
+                <w:szCs w:val="19"/>
+              </w:rPr>
+              <w:t xml:space="preserve">RFQ_PUBLISHED</w:t>
+            </w:r>
+            <w:r>
+              <w:rPr>
+                <w:rFonts w:ascii="Times New Roman" w:cs="Times New Roman" w:eastAsia="Times New Roman" w:hAnsi="Times New Roman"/>
+                <w:sz w:val="21"/>
+                <w:szCs w:val="21"/>
+              </w:rPr>
+              <w:t xml:space="preserve">; mở RFQ chuyển lời mời sang "Đã xem"</w:t>
+            </w:r>
+          </w:p>
+        </w:tc>
+      </w:tr>
+      <w:tr>
+        <w:trPr>
+          <w:cantSplit/>
+          <w:tblHeader w:val="false"/>
+        </w:trPr>
+        <w:tc>
+          <w:tcPr>
+            <w:tcW w:type="dxa" w:w="3685"/>
+            <w:tcBorders>
+              <w:top w:val="single" w:color="8FA3C7" w:sz="4"/>
+              <w:left w:val="single" w:color="8FA3C7" w:sz="4"/>
+              <w:bottom w:val="single" w:color="8FA3C7" w:sz="4"/>
+              <w:right w:val="single" w:color="8FA3C7" w:sz="4"/>
+            </w:tcBorders>
+            <w:tcMar>
+              <w:top w:type="dxa" w:w="60"/>
+              <w:left w:type="dxa" w:w="90"/>
+              <w:bottom w:type="dxa" w:w="60"/>
+              <w:right w:type="dxa" w:w="90"/>
+            </w:tcMar>
+          </w:tcPr>
+          <w:p>
+            <w:pPr>
+              <w:spacing w:before="0" w:after="0" w:line="264"/>
+            </w:pPr>
+            <w:r>
+              <w:rPr>
+                <w:rFonts w:ascii="Times New Roman" w:cs="Times New Roman" w:eastAsia="Times New Roman" w:hAnsi="Times New Roman"/>
+                <w:sz w:val="21"/>
+                <w:szCs w:val="21"/>
+              </w:rPr>
+              <w:t xml:space="preserve">Hai NCC bấm "Xác nhận tham gia"</w:t>
+            </w:r>
+          </w:p>
+        </w:tc>
+        <w:tc>
+          <w:tcPr>
+            <w:tcW w:type="dxa" w:w="5341"/>
+            <w:tcBorders>
+              <w:top w:val="single" w:color="8FA3C7" w:sz="4"/>
+              <w:left w:val="single" w:color="8FA3C7" w:sz="4"/>
+              <w:bottom w:val="single" w:color="8FA3C7" w:sz="4"/>
+              <w:right w:val="single" w:color="8FA3C7" w:sz="4"/>
+            </w:tcBorders>
+            <w:tcMar>
+              <w:top w:type="dxa" w:w="60"/>
+              <w:left w:type="dxa" w:w="90"/>
+              <w:bottom w:type="dxa" w:w="60"/>
+              <w:right w:type="dxa" w:w="90"/>
+            </w:tcMar>
+          </w:tcPr>
+          <w:p>
+            <w:pPr>
+              <w:spacing w:before="0" w:after="0" w:line="264"/>
+            </w:pPr>
+            <w:r>
+              <w:rPr>
+                <w:rFonts w:ascii="Times New Roman" w:cs="Times New Roman" w:eastAsia="Times New Roman" w:hAnsi="Times New Roman"/>
+                <w:sz w:val="21"/>
+                <w:szCs w:val="21"/>
+              </w:rPr>
+              <w:t xml:space="preserve">Buyer thấy cả hai lời mời "Đã xác nhận", nhận </w:t>
+            </w:r>
+            <w:r>
+              <w:rPr>
+                <w:rFonts w:ascii="Consolas" w:cs="Consolas" w:eastAsia="Consolas" w:hAnsi="Consolas"/>
+                <w:sz w:val="19"/>
+                <w:szCs w:val="19"/>
+              </w:rPr>
+              <w:t xml:space="preserve">INVITATION_ACCEPTED</w:t>
+            </w:r>
+          </w:p>
+        </w:tc>
+      </w:tr>
+      <w:tr>
+        <w:trPr>
+          <w:cantSplit/>
+          <w:tblHeader w:val="false"/>
+        </w:trPr>
+        <w:tc>
+          <w:tcPr>
+            <w:tcW w:type="dxa" w:w="3685"/>
+            <w:tcBorders>
+              <w:top w:val="single" w:color="8FA3C7" w:sz="4"/>
+              <w:left w:val="single" w:color="8FA3C7" w:sz="4"/>
+              <w:bottom w:val="single" w:color="8FA3C7" w:sz="4"/>
+              <w:right w:val="single" w:color="8FA3C7" w:sz="4"/>
+            </w:tcBorders>
+            <w:tcMar>
+              <w:top w:type="dxa" w:w="60"/>
+              <w:left w:type="dxa" w:w="90"/>
+              <w:bottom w:type="dxa" w:w="60"/>
+              <w:right w:type="dxa" w:w="90"/>
+            </w:tcMar>
+          </w:tcPr>
+          <w:p>
+            <w:pPr>
+              <w:spacing w:before="0" w:after="0" w:line="264"/>
+            </w:pPr>
+            <w:r>
+              <w:rPr>
+                <w:rFonts w:ascii="Times New Roman" w:cs="Times New Roman" w:eastAsia="Times New Roman" w:hAnsi="Times New Roman"/>
+                <w:sz w:val="21"/>
+                <w:szCs w:val="21"/>
+              </w:rPr>
+              <w:t xml:space="preserve">Hai NCC gửi báo giá, TechVision ký OTP</w:t>
+            </w:r>
+          </w:p>
+        </w:tc>
+        <w:tc>
+          <w:tcPr>
+            <w:tcW w:type="dxa" w:w="5341"/>
+            <w:tcBorders>
+              <w:top w:val="single" w:color="8FA3C7" w:sz="4"/>
+              <w:left w:val="single" w:color="8FA3C7" w:sz="4"/>
+              <w:bottom w:val="single" w:color="8FA3C7" w:sz="4"/>
+              <w:right w:val="single" w:color="8FA3C7" w:sz="4"/>
+            </w:tcBorders>
+            <w:tcMar>
+              <w:top w:type="dxa" w:w="60"/>
+              <w:left w:type="dxa" w:w="90"/>
+              <w:bottom w:type="dxa" w:w="60"/>
+              <w:right w:type="dxa" w:w="90"/>
+            </w:tcMar>
+          </w:tcPr>
+          <w:p>
+            <w:pPr>
+              <w:spacing w:before="0" w:after="0" w:line="264"/>
+            </w:pPr>
+            <w:r>
+              <w:rPr>
+                <w:rFonts w:ascii="Times New Roman" w:cs="Times New Roman" w:eastAsia="Times New Roman" w:hAnsi="Times New Roman"/>
+                <w:sz w:val="21"/>
+                <w:szCs w:val="21"/>
+              </w:rPr>
+              <w:t xml:space="preserve">Chữ ký TechVision "hợp lệ", Digital Supply "chưa ký"; điểm 89,21 / 79,28</w:t>
+            </w:r>
+          </w:p>
+        </w:tc>
+      </w:tr>
+      <w:tr>
+        <w:trPr>
+          <w:cantSplit/>
+          <w:tblHeader w:val="false"/>
+        </w:trPr>
+        <w:tc>
+          <w:tcPr>
+            <w:tcW w:type="dxa" w:w="3685"/>
+            <w:tcBorders>
+              <w:top w:val="single" w:color="8FA3C7" w:sz="4"/>
+              <w:left w:val="single" w:color="8FA3C7" w:sz="4"/>
+              <w:bottom w:val="single" w:color="8FA3C7" w:sz="4"/>
+              <w:right w:val="single" w:color="8FA3C7" w:sz="4"/>
+            </w:tcBorders>
+            <w:tcMar>
+              <w:top w:type="dxa" w:w="60"/>
+              <w:left w:type="dxa" w:w="90"/>
+              <w:bottom w:type="dxa" w:w="60"/>
+              <w:right w:type="dxa" w:w="90"/>
+            </w:tcMar>
+          </w:tcPr>
+          <w:p>
+            <w:pPr>
+              <w:spacing w:before="0" w:after="0" w:line="264"/>
+            </w:pPr>
+            <w:r>
+              <w:rPr>
+                <w:rFonts w:ascii="Times New Roman" w:cs="Times New Roman" w:eastAsia="Times New Roman" w:hAnsi="Times New Roman"/>
+                <w:sz w:val="21"/>
+                <w:szCs w:val="21"/>
+              </w:rPr>
+              <w:t xml:space="preserve">Buyer đề xuất TechVision, Manager duyệt</w:t>
+            </w:r>
+          </w:p>
+        </w:tc>
+        <w:tc>
+          <w:tcPr>
+            <w:tcW w:type="dxa" w:w="5341"/>
+            <w:tcBorders>
+              <w:top w:val="single" w:color="8FA3C7" w:sz="4"/>
+              <w:left w:val="single" w:color="8FA3C7" w:sz="4"/>
+              <w:bottom w:val="single" w:color="8FA3C7" w:sz="4"/>
+              <w:right w:val="single" w:color="8FA3C7" w:sz="4"/>
+            </w:tcBorders>
+            <w:tcMar>
+              <w:top w:type="dxa" w:w="60"/>
+              <w:left w:type="dxa" w:w="90"/>
+              <w:bottom w:type="dxa" w:w="60"/>
+              <w:right w:type="dxa" w:w="90"/>
+            </w:tcMar>
+          </w:tcPr>
+          <w:p>
+            <w:pPr>
+              <w:spacing w:before="0" w:after="0" w:line="264"/>
+            </w:pPr>
+            <w:r>
+              <w:rPr>
+                <w:rFonts w:ascii="Times New Roman" w:cs="Times New Roman" w:eastAsia="Times New Roman" w:hAnsi="Times New Roman"/>
+                <w:sz w:val="21"/>
+                <w:szCs w:val="21"/>
+              </w:rPr>
+              <w:t xml:space="preserve">Manager nhận </w:t>
+            </w:r>
+            <w:r>
+              <w:rPr>
+                <w:rFonts w:ascii="Consolas" w:cs="Consolas" w:eastAsia="Consolas" w:hAnsi="Consolas"/>
+                <w:sz w:val="19"/>
+                <w:szCs w:val="19"/>
+              </w:rPr>
+              <w:t xml:space="preserve">SELECTION_PROPOSED</w:t>
+            </w:r>
+          </w:p>
+        </w:tc>
+      </w:tr>
+      <w:tr>
+        <w:trPr>
+          <w:cantSplit/>
+          <w:tblHeader w:val="false"/>
+        </w:trPr>
+        <w:tc>
+          <w:tcPr>
+            <w:tcW w:type="dxa" w:w="3685"/>
+            <w:tcBorders>
+              <w:top w:val="single" w:color="8FA3C7" w:sz="4"/>
+              <w:left w:val="single" w:color="8FA3C7" w:sz="4"/>
+              <w:bottom w:val="single" w:color="8FA3C7" w:sz="4"/>
+              <w:right w:val="single" w:color="8FA3C7" w:sz="4"/>
+            </w:tcBorders>
+            <w:tcMar>
+              <w:top w:type="dxa" w:w="60"/>
+              <w:left w:type="dxa" w:w="90"/>
+              <w:bottom w:type="dxa" w:w="60"/>
+              <w:right w:type="dxa" w:w="90"/>
+            </w:tcMar>
+          </w:tcPr>
+          <w:p>
+            <w:pPr>
+              <w:spacing w:before="0" w:after="0" w:line="264"/>
+            </w:pPr>
+            <w:r>
+              <w:rPr>
+                <w:rFonts w:ascii="Times New Roman" w:cs="Times New Roman" w:eastAsia="Times New Roman" w:hAnsi="Times New Roman"/>
+                <w:sz w:val="21"/>
+                <w:szCs w:val="21"/>
+              </w:rPr>
+              <w:t xml:space="preserve">PO-2026-0002 phát hành, NCC xác nhận, nhận đủ hàng, hoàn tất</w:t>
+            </w:r>
+          </w:p>
+        </w:tc>
+        <w:tc>
+          <w:tcPr>
+            <w:tcW w:type="dxa" w:w="5341"/>
+            <w:tcBorders>
+              <w:top w:val="single" w:color="8FA3C7" w:sz="4"/>
+              <w:left w:val="single" w:color="8FA3C7" w:sz="4"/>
+              <w:bottom w:val="single" w:color="8FA3C7" w:sz="4"/>
+              <w:right w:val="single" w:color="8FA3C7" w:sz="4"/>
+            </w:tcBorders>
+            <w:tcMar>
+              <w:top w:type="dxa" w:w="60"/>
+              <w:left w:type="dxa" w:w="90"/>
+              <w:bottom w:type="dxa" w:w="60"/>
+              <w:right w:type="dxa" w:w="90"/>
+            </w:tcMar>
+          </w:tcPr>
+          <w:p>
+            <w:pPr>
+              <w:spacing w:before="0" w:after="0" w:line="264"/>
+            </w:pPr>
+            <w:r>
+              <w:rPr>
+                <w:rFonts w:ascii="Times New Roman" w:cs="Times New Roman" w:eastAsia="Times New Roman" w:hAnsi="Times New Roman"/>
+                <w:sz w:val="21"/>
+                <w:szCs w:val="21"/>
+              </w:rPr>
+              <w:t xml:space="preserve">NCC nhận </w:t>
+            </w:r>
+            <w:r>
+              <w:rPr>
+                <w:rFonts w:ascii="Consolas" w:cs="Consolas" w:eastAsia="Consolas" w:hAnsi="Consolas"/>
+                <w:sz w:val="19"/>
+                <w:szCs w:val="19"/>
+              </w:rPr>
+              <w:t xml:space="preserve">PO_ISSUED</w:t>
+            </w:r>
+            <w:r>
+              <w:rPr>
+                <w:rFonts w:ascii="Times New Roman" w:cs="Times New Roman" w:eastAsia="Times New Roman" w:hAnsi="Times New Roman"/>
+                <w:sz w:val="21"/>
+                <w:szCs w:val="21"/>
+              </w:rPr>
+              <w:t xml:space="preserve">, Buyer nhận </w:t>
+            </w:r>
+            <w:r>
+              <w:rPr>
+                <w:rFonts w:ascii="Consolas" w:cs="Consolas" w:eastAsia="Consolas" w:hAnsi="Consolas"/>
+                <w:sz w:val="19"/>
+                <w:szCs w:val="19"/>
+              </w:rPr>
+              <w:t xml:space="preserve">PO_ACKNOWLEDGED</w:t>
+            </w:r>
+          </w:p>
+        </w:tc>
+      </w:tr>
+      <w:tr>
+        <w:trPr>
+          <w:cantSplit/>
+          <w:tblHeader w:val="false"/>
+        </w:trPr>
+        <w:tc>
+          <w:tcPr>
+            <w:tcW w:type="dxa" w:w="3685"/>
+            <w:tcBorders>
+              <w:top w:val="single" w:color="8FA3C7" w:sz="4"/>
+              <w:left w:val="single" w:color="8FA3C7" w:sz="4"/>
+              <w:bottom w:val="single" w:color="8FA3C7" w:sz="4"/>
+              <w:right w:val="single" w:color="8FA3C7" w:sz="4"/>
+            </w:tcBorders>
+            <w:tcMar>
+              <w:top w:type="dxa" w:w="60"/>
+              <w:left w:type="dxa" w:w="90"/>
+              <w:bottom w:type="dxa" w:w="60"/>
+              <w:right w:type="dxa" w:w="90"/>
+            </w:tcMar>
+          </w:tcPr>
+          <w:p>
+            <w:pPr>
+              <w:spacing w:before="0" w:after="0" w:line="264"/>
+            </w:pPr>
+            <w:r>
+              <w:rPr>
+                <w:rFonts w:ascii="Times New Roman" w:cs="Times New Roman" w:eastAsia="Times New Roman" w:hAnsi="Times New Roman"/>
+                <w:sz w:val="21"/>
+                <w:szCs w:val="21"/>
+              </w:rPr>
+              <w:t xml:space="preserve">TechVision lập hóa đơn INV-2026-0002</w:t>
+            </w:r>
+          </w:p>
+        </w:tc>
+        <w:tc>
+          <w:tcPr>
+            <w:tcW w:type="dxa" w:w="5341"/>
+            <w:tcBorders>
+              <w:top w:val="single" w:color="8FA3C7" w:sz="4"/>
+              <w:left w:val="single" w:color="8FA3C7" w:sz="4"/>
+              <w:bottom w:val="single" w:color="8FA3C7" w:sz="4"/>
+              <w:right w:val="single" w:color="8FA3C7" w:sz="4"/>
+            </w:tcBorders>
+            <w:tcMar>
+              <w:top w:type="dxa" w:w="60"/>
+              <w:left w:type="dxa" w:w="90"/>
+              <w:bottom w:type="dxa" w:w="60"/>
+              <w:right w:type="dxa" w:w="90"/>
+            </w:tcMar>
+          </w:tcPr>
+          <w:p>
+            <w:pPr>
+              <w:spacing w:before="0" w:after="0" w:line="264"/>
+            </w:pPr>
+            <w:r>
+              <w:rPr>
+                <w:rFonts w:ascii="Times New Roman" w:cs="Times New Roman" w:eastAsia="Times New Roman" w:hAnsi="Times New Roman"/>
+                <w:sz w:val="21"/>
+                <w:szCs w:val="21"/>
+              </w:rPr>
+              <w:t xml:space="preserve">42.400.000 + VAT 4.240.000 = 46.640.000; hóa đơn điện tử </w:t>
+            </w:r>
+            <w:r>
+              <w:rPr>
+                <w:rFonts w:ascii="Consolas" w:cs="Consolas" w:eastAsia="Consolas" w:hAnsi="Consolas"/>
+                <w:sz w:val="19"/>
+                <w:szCs w:val="19"/>
+              </w:rPr>
+              <w:t xml:space="preserve">SBX26/1</w:t>
+            </w:r>
+            <w:r>
+              <w:rPr>
+                <w:rFonts w:ascii="Times New Roman" w:cs="Times New Roman" w:eastAsia="Times New Roman" w:hAnsi="Times New Roman"/>
+                <w:sz w:val="21"/>
+                <w:szCs w:val="21"/>
+              </w:rPr>
+              <w:t xml:space="preserve"> đã cấp mã; Finance nhận </w:t>
+            </w:r>
+            <w:r>
+              <w:rPr>
+                <w:rFonts w:ascii="Consolas" w:cs="Consolas" w:eastAsia="Consolas" w:hAnsi="Consolas"/>
+                <w:sz w:val="19"/>
+                <w:szCs w:val="19"/>
+              </w:rPr>
+              <w:t xml:space="preserve">INVOICE_ISSUED</w:t>
+            </w:r>
+            <w:r>
+              <w:rPr>
+                <w:rFonts w:ascii="Times New Roman" w:cs="Times New Roman" w:eastAsia="Times New Roman" w:hAnsi="Times New Roman"/>
+                <w:sz w:val="21"/>
+                <w:szCs w:val="21"/>
+              </w:rPr>
+              <w:t xml:space="preserve">, </w:t>
+            </w:r>
+            <w:r>
+              <w:rPr>
+                <w:rFonts w:ascii="Consolas" w:cs="Consolas" w:eastAsia="Consolas" w:hAnsi="Consolas"/>
+                <w:sz w:val="19"/>
+                <w:szCs w:val="19"/>
+              </w:rPr>
+              <w:t xml:space="preserve">EINVOICE_ISSUED</w:t>
+            </w:r>
+          </w:p>
+        </w:tc>
+      </w:tr>
+      <w:tr>
+        <w:trPr>
+          <w:cantSplit/>
+          <w:tblHeader w:val="false"/>
+        </w:trPr>
+        <w:tc>
+          <w:tcPr>
+            <w:tcW w:type="dxa" w:w="3685"/>
+            <w:tcBorders>
+              <w:top w:val="single" w:color="8FA3C7" w:sz="4"/>
+              <w:left w:val="single" w:color="8FA3C7" w:sz="4"/>
+              <w:bottom w:val="single" w:color="8FA3C7" w:sz="4"/>
+              <w:right w:val="single" w:color="8FA3C7" w:sz="4"/>
+            </w:tcBorders>
+            <w:tcMar>
+              <w:top w:type="dxa" w:w="60"/>
+              <w:left w:type="dxa" w:w="90"/>
+              <w:bottom w:type="dxa" w:w="60"/>
+              <w:right w:type="dxa" w:w="90"/>
+            </w:tcMar>
+          </w:tcPr>
+          <w:p>
+            <w:pPr>
+              <w:spacing w:before="0" w:after="0" w:line="264"/>
+            </w:pPr>
+            <w:r>
+              <w:rPr>
+                <w:rFonts w:ascii="Times New Roman" w:cs="Times New Roman" w:eastAsia="Times New Roman" w:hAnsi="Times New Roman"/>
+                <w:sz w:val="21"/>
+                <w:szCs w:val="21"/>
+              </w:rPr>
+              <w:t xml:space="preserve">Finance trả 30% rồi phần còn lại qua cổng</w:t>
+            </w:r>
+          </w:p>
+        </w:tc>
+        <w:tc>
+          <w:tcPr>
+            <w:tcW w:type="dxa" w:w="5341"/>
+            <w:tcBorders>
+              <w:top w:val="single" w:color="8FA3C7" w:sz="4"/>
+              <w:left w:val="single" w:color="8FA3C7" w:sz="4"/>
+              <w:bottom w:val="single" w:color="8FA3C7" w:sz="4"/>
+              <w:right w:val="single" w:color="8FA3C7" w:sz="4"/>
+            </w:tcBorders>
+            <w:tcMar>
+              <w:top w:type="dxa" w:w="60"/>
+              <w:left w:type="dxa" w:w="90"/>
+              <w:bottom w:type="dxa" w:w="60"/>
+              <w:right w:type="dxa" w:w="90"/>
+            </w:tcMar>
+          </w:tcPr>
+          <w:p>
+            <w:pPr>
+              <w:spacing w:before="0" w:after="0" w:line="264"/>
+            </w:pPr>
+            <w:r>
+              <w:rPr>
+                <w:rFonts w:ascii="Consolas" w:cs="Consolas" w:eastAsia="Consolas" w:hAnsi="Consolas"/>
+                <w:sz w:val="19"/>
+                <w:szCs w:val="19"/>
+              </w:rPr>
+              <w:t xml:space="preserve">PARTIALLY_PAID</w:t>
+            </w:r>
+            <w:r>
+              <w:rPr>
+                <w:rFonts w:ascii="Times New Roman" w:cs="Times New Roman" w:eastAsia="Times New Roman" w:hAnsi="Times New Roman"/>
+                <w:sz w:val="21"/>
+                <w:szCs w:val="21"/>
+              </w:rPr>
+              <w:t xml:space="preserve"> (còn 32.648.000) → </w:t>
+            </w:r>
+            <w:r>
+              <w:rPr>
+                <w:rFonts w:ascii="Consolas" w:cs="Consolas" w:eastAsia="Consolas" w:hAnsi="Consolas"/>
+                <w:sz w:val="19"/>
+                <w:szCs w:val="19"/>
+              </w:rPr>
+              <w:t xml:space="preserve">PAID</w:t>
+            </w:r>
+            <w:r>
+              <w:rPr>
+                <w:rFonts w:ascii="Times New Roman" w:cs="Times New Roman" w:eastAsia="Times New Roman" w:hAnsi="Times New Roman"/>
+                <w:sz w:val="21"/>
+                <w:szCs w:val="21"/>
+              </w:rPr>
+              <w:t xml:space="preserve">; TechVision nhận </w:t>
+            </w:r>
+            <w:r>
+              <w:rPr>
+                <w:rFonts w:ascii="Consolas" w:cs="Consolas" w:eastAsia="Consolas" w:hAnsi="Consolas"/>
+                <w:sz w:val="19"/>
+                <w:szCs w:val="19"/>
+              </w:rPr>
+              <w:t xml:space="preserve">PAYMENT_SUCCEEDED</w:t>
+            </w:r>
+          </w:p>
+        </w:tc>
+      </w:tr>
+      <w:tr>
+        <w:trPr>
+          <w:cantSplit/>
+          <w:tblHeader w:val="false"/>
+        </w:trPr>
+        <w:tc>
+          <w:tcPr>
+            <w:tcW w:type="dxa" w:w="3685"/>
+            <w:tcBorders>
+              <w:top w:val="single" w:color="8FA3C7" w:sz="4"/>
+              <w:left w:val="single" w:color="8FA3C7" w:sz="4"/>
+              <w:bottom w:val="single" w:color="8FA3C7" w:sz="4"/>
+              <w:right w:val="single" w:color="8FA3C7" w:sz="4"/>
+            </w:tcBorders>
+            <w:tcMar>
+              <w:top w:type="dxa" w:w="60"/>
+              <w:left w:type="dxa" w:w="90"/>
+              <w:bottom w:type="dxa" w:w="60"/>
+              <w:right w:type="dxa" w:w="90"/>
+            </w:tcMar>
+          </w:tcPr>
+          <w:p>
+            <w:pPr>
+              <w:spacing w:before="0" w:after="0" w:line="264"/>
+            </w:pPr>
+            <w:r>
+              <w:rPr>
+                <w:rFonts w:ascii="Times New Roman" w:cs="Times New Roman" w:eastAsia="Times New Roman" w:hAnsi="Times New Roman"/>
+                <w:sz w:val="21"/>
+                <w:szCs w:val="21"/>
+              </w:rPr>
+              <w:t xml:space="preserve">Dashboard; Buyer công ty khác mở hóa đơn</w:t>
+            </w:r>
+          </w:p>
+        </w:tc>
+        <w:tc>
+          <w:tcPr>
+            <w:tcW w:type="dxa" w:w="5341"/>
+            <w:tcBorders>
+              <w:top w:val="single" w:color="8FA3C7" w:sz="4"/>
+              <w:left w:val="single" w:color="8FA3C7" w:sz="4"/>
+              <w:bottom w:val="single" w:color="8FA3C7" w:sz="4"/>
+              <w:right w:val="single" w:color="8FA3C7" w:sz="4"/>
+            </w:tcBorders>
+            <w:tcMar>
+              <w:top w:type="dxa" w:w="60"/>
+              <w:left w:type="dxa" w:w="90"/>
+              <w:bottom w:type="dxa" w:w="60"/>
+              <w:right w:type="dxa" w:w="90"/>
+            </w:tcMar>
+          </w:tcPr>
+          <w:p>
+            <w:pPr>
+              <w:spacing w:before="0" w:after="0" w:line="264"/>
+            </w:pPr>
+            <w:r>
+              <w:rPr>
+                <w:rFonts w:ascii="Times New Roman" w:cs="Times New Roman" w:eastAsia="Times New Roman" w:hAnsi="Times New Roman"/>
+                <w:sz w:val="21"/>
+                <w:szCs w:val="21"/>
+              </w:rPr>
+              <w:t xml:space="preserve">Đủ 6 KPI; công ty khác nhận 404</w:t>
+            </w:r>
+          </w:p>
+        </w:tc>
+      </w:tr>
+    </w:tbl>
+    <w:p>
+      <w:pPr>
+        <w:spacing w:after="120"/>
+      </w:pPr>
+    </w:p>
+    <w:p>
+      <w:pPr>
+        <w:spacing w:after="120"/>
+        <w:jc w:val="both"/>
+      </w:pPr>
+      <w:r>
+        <w:rPr>
+          <w:rFonts w:ascii="Times New Roman" w:cs="Times New Roman" w:eastAsia="Times New Roman" w:hAnsi="Times New Roman"/>
+        </w:rPr>
+        <w:t xml:space="preserve">Kiểm thử tự động bổ sung cho lời mời: xác nhận, từ chối bắt buộc lý do (422), trả lời lần hai (409), NCC không được mời không thao tác được.</w:t>
+      </w:r>
+    </w:p>
+    <w:p>
+      <w:pPr>
+        <w:spacing w:after="120"/>
+        <w:jc w:val="both"/>
+      </w:pPr>
+      <w:r>
+        <w:rPr>
+          <w:rFonts w:ascii="Times New Roman" w:cs="Times New Roman" w:eastAsia="Times New Roman" w:hAnsi="Times New Roman"/>
+        </w:rPr>
         <w:t xml:space="preserve">Lưu ý cho thuyết trình: bảng điểm xếp NCC giao nhanh lên đầu dù không rẻ nhất. Đây là điểm minh họa cho nguyên tắc "điểm hỗ trợ, con người quyết định": Buyer có thể chọn khác nhưng phải ghi lý do, và Manager duyệt.</w:t>
       </w:r>
     </w:p>
